--- a/ABP6 Desarrollo Web con Django.docx
+++ b/ABP6 Desarrollo Web con Django.docx
@@ -29,16 +29,7 @@
           <w:sz w:val="28"/>
           <w:szCs w:val="28"/>
         </w:rPr>
-        <w:t xml:space="preserve"> </w:t>
-      </w:r>
-      <w:r>
-        <w:rPr>
-          <w:b/>
-          <w:bCs/>
-          <w:sz w:val="28"/>
-          <w:szCs w:val="28"/>
-        </w:rPr>
-        <w:t>Desarrollo Web con Django</w:t>
+        <w:t xml:space="preserve"> Desarrollo Web con Django</w:t>
       </w:r>
     </w:p>
     <w:p>
@@ -383,6 +374,581 @@
     </w:p>
     <w:p>
       <w:pPr>
+        <w:ind w:left="360"/>
+        <w:jc w:val="both"/>
+      </w:pPr>
+      <w:r>
+        <w:lastRenderedPageBreak/>
+        <w:t>Pedido (</w:t>
+      </w:r>
+      <w:proofErr w:type="spellStart"/>
+      <w:r>
+        <w:t>NestedModelAdmin</w:t>
+      </w:r>
+      <w:proofErr w:type="spellEnd"/>
+      <w:r>
+        <w:t>)</w:t>
+      </w:r>
+    </w:p>
+    <w:p>
+      <w:pPr>
+        <w:ind w:left="360"/>
+        <w:jc w:val="both"/>
+      </w:pPr>
+      <w:r>
+        <w:t>│</w:t>
+      </w:r>
+    </w:p>
+    <w:p>
+      <w:pPr>
+        <w:ind w:left="360"/>
+        <w:jc w:val="both"/>
+      </w:pPr>
+      <w:r>
+        <w:rPr>
+          <w:rFonts w:ascii="MS Gothic" w:eastAsia="MS Gothic" w:hAnsi="MS Gothic" w:cs="MS Gothic" w:hint="eastAsia"/>
+        </w:rPr>
+        <w:t>├</w:t>
+      </w:r>
+      <w:r>
+        <w:rPr>
+          <w:rFonts w:ascii="Calibri" w:hAnsi="Calibri" w:cs="Calibri"/>
+        </w:rPr>
+        <w:t>─</w:t>
+      </w:r>
+      <w:r>
+        <w:t xml:space="preserve"> </w:t>
+      </w:r>
+      <w:proofErr w:type="spellStart"/>
+      <w:r>
+        <w:t>ProductoPedido</w:t>
+      </w:r>
+      <w:proofErr w:type="spellEnd"/>
+      <w:r>
+        <w:t xml:space="preserve"> (</w:t>
+      </w:r>
+      <w:proofErr w:type="spellStart"/>
+      <w:r>
+        <w:t>Inline</w:t>
+      </w:r>
+      <w:proofErr w:type="spellEnd"/>
+      <w:r>
+        <w:t xml:space="preserve"> dentro de Pedido)</w:t>
+      </w:r>
+    </w:p>
+    <w:p>
+      <w:pPr>
+        <w:ind w:left="360"/>
+        <w:jc w:val="both"/>
+      </w:pPr>
+      <w:r>
+        <w:t xml:space="preserve">│   </w:t>
+      </w:r>
+      <w:r>
+        <w:rPr>
+          <w:rFonts w:ascii="MS Gothic" w:eastAsia="MS Gothic" w:hAnsi="MS Gothic" w:cs="MS Gothic" w:hint="eastAsia"/>
+        </w:rPr>
+        <w:t>├</w:t>
+      </w:r>
+      <w:r>
+        <w:rPr>
+          <w:rFonts w:ascii="Calibri" w:hAnsi="Calibri" w:cs="Calibri"/>
+        </w:rPr>
+        <w:t>─</w:t>
+      </w:r>
+      <w:r>
+        <w:t xml:space="preserve"> </w:t>
+      </w:r>
+      <w:proofErr w:type="spellStart"/>
+      <w:r>
+        <w:t>DetalleMaterialProductoPedido</w:t>
+      </w:r>
+      <w:proofErr w:type="spellEnd"/>
+      <w:r>
+        <w:t xml:space="preserve"> (</w:t>
+      </w:r>
+      <w:proofErr w:type="spellStart"/>
+      <w:r>
+        <w:t>Inline</w:t>
+      </w:r>
+      <w:proofErr w:type="spellEnd"/>
+      <w:r>
+        <w:t xml:space="preserve"> dentro de </w:t>
+      </w:r>
+      <w:proofErr w:type="spellStart"/>
+      <w:r>
+        <w:t>ProductoPedido</w:t>
+      </w:r>
+      <w:proofErr w:type="spellEnd"/>
+      <w:r>
+        <w:t>)</w:t>
+      </w:r>
+    </w:p>
+    <w:p>
+      <w:pPr>
+        <w:ind w:left="360"/>
+        <w:jc w:val="both"/>
+      </w:pPr>
+      <w:r>
+        <w:t>│</w:t>
+      </w:r>
+    </w:p>
+    <w:p>
+      <w:pPr>
+        <w:ind w:left="360"/>
+        <w:jc w:val="both"/>
+      </w:pPr>
+      <w:proofErr w:type="gramStart"/>
+      <w:r>
+        <w:t>Cliente  (</w:t>
+      </w:r>
+      <w:proofErr w:type="gramEnd"/>
+      <w:r>
+        <w:t>registrado independiente)</w:t>
+      </w:r>
+    </w:p>
+    <w:p>
+      <w:pPr>
+        <w:ind w:left="360"/>
+        <w:jc w:val="both"/>
+      </w:pPr>
+      <w:r>
+        <w:t>Producto (registrado independiente)</w:t>
+      </w:r>
+    </w:p>
+    <w:p>
+      <w:pPr>
+        <w:ind w:left="360"/>
+        <w:jc w:val="both"/>
+      </w:pPr>
+      <w:r>
+        <w:t>Material (registrado independiente)</w:t>
+      </w:r>
+    </w:p>
+    <w:p>
+      <w:pPr>
+        <w:ind w:left="360"/>
+        <w:jc w:val="both"/>
+      </w:pPr>
+      <w:proofErr w:type="spellStart"/>
+      <w:r>
+        <w:t>CanalVenta</w:t>
+      </w:r>
+      <w:proofErr w:type="spellEnd"/>
+      <w:r>
+        <w:t xml:space="preserve"> (registrado independiente</w:t>
+      </w:r>
+    </w:p>
+    <w:p>
+      <w:pPr>
+        <w:ind w:left="360"/>
+        <w:jc w:val="both"/>
+      </w:pPr>
+    </w:p>
+    <w:p>
+      <w:pPr>
+        <w:ind w:left="360"/>
+        <w:jc w:val="both"/>
+        <w:rPr>
+          <w:b/>
+          <w:bCs/>
+        </w:rPr>
+      </w:pPr>
+      <w:r>
+        <w:rPr>
+          <w:b/>
+          <w:bCs/>
+        </w:rPr>
+        <w:t>Cómo funciona en la práctica</w:t>
+      </w:r>
+    </w:p>
+    <w:p>
+      <w:pPr>
+        <w:numPr>
+          <w:ilvl w:val="0"/>
+          <w:numId w:val="45"/>
+        </w:numPr>
+        <w:jc w:val="both"/>
+      </w:pPr>
+      <w:r>
+        <w:rPr>
+          <w:b/>
+          <w:bCs/>
+        </w:rPr>
+        <w:t>Pedido</w:t>
+      </w:r>
+    </w:p>
+    <w:p>
+      <w:pPr>
+        <w:numPr>
+          <w:ilvl w:val="1"/>
+          <w:numId w:val="45"/>
+        </w:numPr>
+        <w:jc w:val="both"/>
+      </w:pPr>
+      <w:r>
+        <w:t>Página principal para crear pedidos.</w:t>
+      </w:r>
+    </w:p>
+    <w:p>
+      <w:pPr>
+        <w:numPr>
+          <w:ilvl w:val="1"/>
+          <w:numId w:val="45"/>
+        </w:numPr>
+        <w:jc w:val="both"/>
+      </w:pPr>
+      <w:r>
+        <w:t xml:space="preserve">Puedes agregar uno o varios </w:t>
+      </w:r>
+      <w:r>
+        <w:rPr>
+          <w:b/>
+          <w:bCs/>
+        </w:rPr>
+        <w:t>productos</w:t>
+      </w:r>
+      <w:r>
+        <w:t xml:space="preserve"> directamente en el pedido.</w:t>
+      </w:r>
+    </w:p>
+    <w:p>
+      <w:pPr>
+        <w:numPr>
+          <w:ilvl w:val="0"/>
+          <w:numId w:val="45"/>
+        </w:numPr>
+        <w:jc w:val="both"/>
+      </w:pPr>
+      <w:proofErr w:type="spellStart"/>
+      <w:r>
+        <w:rPr>
+          <w:b/>
+          <w:bCs/>
+        </w:rPr>
+        <w:t>ProductoPedido</w:t>
+      </w:r>
+      <w:proofErr w:type="spellEnd"/>
+      <w:r>
+        <w:t xml:space="preserve"> (</w:t>
+      </w:r>
+      <w:proofErr w:type="spellStart"/>
+      <w:r>
+        <w:t>inline</w:t>
+      </w:r>
+      <w:proofErr w:type="spellEnd"/>
+      <w:r>
+        <w:t xml:space="preserve"> en Pedido)</w:t>
+      </w:r>
+    </w:p>
+    <w:p>
+      <w:pPr>
+        <w:numPr>
+          <w:ilvl w:val="1"/>
+          <w:numId w:val="45"/>
+        </w:numPr>
+        <w:jc w:val="both"/>
+      </w:pPr>
+      <w:r>
+        <w:t xml:space="preserve">Cada producto tiene su </w:t>
+      </w:r>
+      <w:r>
+        <w:rPr>
+          <w:b/>
+          <w:bCs/>
+        </w:rPr>
+        <w:t>precio para el cliente</w:t>
+      </w:r>
+      <w:r>
+        <w:t xml:space="preserve"> y puede tener varios materiales asociados.</w:t>
+      </w:r>
+    </w:p>
+    <w:p>
+      <w:pPr>
+        <w:numPr>
+          <w:ilvl w:val="0"/>
+          <w:numId w:val="45"/>
+        </w:numPr>
+        <w:jc w:val="both"/>
+      </w:pPr>
+      <w:proofErr w:type="spellStart"/>
+      <w:r>
+        <w:rPr>
+          <w:b/>
+          <w:bCs/>
+        </w:rPr>
+        <w:t>DetalleMaterialProductoPedido</w:t>
+      </w:r>
+      <w:proofErr w:type="spellEnd"/>
+      <w:r>
+        <w:t xml:space="preserve"> (</w:t>
+      </w:r>
+      <w:proofErr w:type="spellStart"/>
+      <w:r>
+        <w:t>inline</w:t>
+      </w:r>
+      <w:proofErr w:type="spellEnd"/>
+      <w:r>
+        <w:t xml:space="preserve"> en </w:t>
+      </w:r>
+      <w:proofErr w:type="spellStart"/>
+      <w:r>
+        <w:t>ProductoPedido</w:t>
+      </w:r>
+      <w:proofErr w:type="spellEnd"/>
+      <w:r>
+        <w:t>)</w:t>
+      </w:r>
+    </w:p>
+    <w:p>
+      <w:pPr>
+        <w:numPr>
+          <w:ilvl w:val="1"/>
+          <w:numId w:val="45"/>
+        </w:numPr>
+        <w:jc w:val="both"/>
+      </w:pPr>
+      <w:r>
+        <w:t xml:space="preserve">Aquí agregas </w:t>
+      </w:r>
+      <w:r>
+        <w:rPr>
+          <w:b/>
+          <w:bCs/>
+        </w:rPr>
+        <w:t>materiales y cantidades</w:t>
+      </w:r>
+      <w:r>
+        <w:t xml:space="preserve"> para ese producto.</w:t>
+      </w:r>
+    </w:p>
+    <w:p>
+      <w:pPr>
+        <w:numPr>
+          <w:ilvl w:val="1"/>
+          <w:numId w:val="45"/>
+        </w:numPr>
+        <w:jc w:val="both"/>
+      </w:pPr>
+      <w:r>
+        <w:t xml:space="preserve">Se calcula automáticamente el </w:t>
+      </w:r>
+      <w:r>
+        <w:rPr>
+          <w:b/>
+          <w:bCs/>
+        </w:rPr>
+        <w:t>subtotal</w:t>
+      </w:r>
+      <w:r>
+        <w:t xml:space="preserve"> de cada material.</w:t>
+      </w:r>
+    </w:p>
+    <w:p>
+      <w:pPr>
+        <w:numPr>
+          <w:ilvl w:val="0"/>
+          <w:numId w:val="45"/>
+        </w:numPr>
+        <w:jc w:val="both"/>
+      </w:pPr>
+      <w:r>
+        <w:rPr>
+          <w:b/>
+          <w:bCs/>
+        </w:rPr>
+        <w:t>Otros modelos independientes</w:t>
+      </w:r>
+    </w:p>
+    <w:p>
+      <w:pPr>
+        <w:numPr>
+          <w:ilvl w:val="1"/>
+          <w:numId w:val="45"/>
+        </w:numPr>
+        <w:jc w:val="both"/>
+      </w:pPr>
+      <w:r>
+        <w:rPr>
+          <w:b/>
+          <w:bCs/>
+        </w:rPr>
+        <w:t>Cliente</w:t>
+      </w:r>
+      <w:r>
+        <w:t>: puedes agregar clientes nuevos.</w:t>
+      </w:r>
+    </w:p>
+    <w:p>
+      <w:pPr>
+        <w:numPr>
+          <w:ilvl w:val="1"/>
+          <w:numId w:val="45"/>
+        </w:numPr>
+        <w:jc w:val="both"/>
+      </w:pPr>
+      <w:r>
+        <w:rPr>
+          <w:b/>
+          <w:bCs/>
+        </w:rPr>
+        <w:t>Producto</w:t>
+      </w:r>
+      <w:r>
+        <w:t>: listado de productos disponibles.</w:t>
+      </w:r>
+    </w:p>
+    <w:p>
+      <w:pPr>
+        <w:numPr>
+          <w:ilvl w:val="1"/>
+          <w:numId w:val="45"/>
+        </w:numPr>
+        <w:jc w:val="both"/>
+      </w:pPr>
+      <w:r>
+        <w:rPr>
+          <w:b/>
+          <w:bCs/>
+        </w:rPr>
+        <w:t>Material</w:t>
+      </w:r>
+      <w:r>
+        <w:t>: stock de materiales y costo unitario.</w:t>
+      </w:r>
+    </w:p>
+    <w:p>
+      <w:pPr>
+        <w:numPr>
+          <w:ilvl w:val="1"/>
+          <w:numId w:val="45"/>
+        </w:numPr>
+        <w:jc w:val="both"/>
+      </w:pPr>
+      <w:proofErr w:type="spellStart"/>
+      <w:r>
+        <w:rPr>
+          <w:b/>
+          <w:bCs/>
+        </w:rPr>
+        <w:t>CanalVenta</w:t>
+      </w:r>
+      <w:proofErr w:type="spellEnd"/>
+      <w:r>
+        <w:t>: control de tipos de costo y valor.</w:t>
+      </w:r>
+    </w:p>
+    <w:p>
+      <w:pPr>
+        <w:ind w:left="360"/>
+        <w:jc w:val="both"/>
+      </w:pPr>
+    </w:p>
+    <w:p>
+      <w:pPr>
+        <w:ind w:left="360"/>
+        <w:jc w:val="both"/>
+      </w:pPr>
+      <w:r>
+        <w:rPr>
+          <w:b/>
+          <w:bCs/>
+        </w:rPr>
+        <w:t>Ventajas de esta estructura</w:t>
+      </w:r>
+    </w:p>
+    <w:p>
+      <w:pPr>
+        <w:numPr>
+          <w:ilvl w:val="0"/>
+          <w:numId w:val="46"/>
+        </w:numPr>
+        <w:jc w:val="both"/>
+      </w:pPr>
+      <w:r>
+        <w:t xml:space="preserve">Todo el flujo de pedido → productos → materiales se hace en </w:t>
+      </w:r>
+      <w:r>
+        <w:rPr>
+          <w:b/>
+          <w:bCs/>
+        </w:rPr>
+        <w:t>una sola página</w:t>
+      </w:r>
+      <w:r>
+        <w:t>.</w:t>
+      </w:r>
+    </w:p>
+    <w:p>
+      <w:pPr>
+        <w:numPr>
+          <w:ilvl w:val="0"/>
+          <w:numId w:val="46"/>
+        </w:numPr>
+        <w:jc w:val="both"/>
+      </w:pPr>
+      <w:r>
+        <w:lastRenderedPageBreak/>
+        <w:t xml:space="preserve">Los cálculos de costos, ganancia y stock se manejan </w:t>
+      </w:r>
+      <w:r>
+        <w:rPr>
+          <w:b/>
+          <w:bCs/>
+        </w:rPr>
+        <w:t>en los métodos de los modelos</w:t>
+      </w:r>
+      <w:r>
+        <w:t>, no necesitas ingresarlos manualmente.</w:t>
+      </w:r>
+    </w:p>
+    <w:p>
+      <w:pPr>
+        <w:numPr>
+          <w:ilvl w:val="0"/>
+          <w:numId w:val="46"/>
+        </w:numPr>
+        <w:jc w:val="both"/>
+      </w:pPr>
+      <w:proofErr w:type="spellStart"/>
+      <w:r>
+        <w:t>Admin</w:t>
+      </w:r>
+      <w:proofErr w:type="spellEnd"/>
+      <w:r>
+        <w:t xml:space="preserve"> limpio: no tienes que registrar </w:t>
+      </w:r>
+      <w:proofErr w:type="spellStart"/>
+      <w:r>
+        <w:t>ProductoPedido</w:t>
+      </w:r>
+      <w:proofErr w:type="spellEnd"/>
+      <w:r>
+        <w:t xml:space="preserve"> ni </w:t>
+      </w:r>
+      <w:proofErr w:type="spellStart"/>
+      <w:r>
+        <w:t>DetalleMaterialProductoPedido</w:t>
+      </w:r>
+      <w:proofErr w:type="spellEnd"/>
+      <w:r>
+        <w:t xml:space="preserve"> directamente.</w:t>
+      </w:r>
+    </w:p>
+    <w:p>
+      <w:pPr>
+        <w:ind w:left="360"/>
+        <w:jc w:val="both"/>
+      </w:pPr>
+    </w:p>
+    <w:p>
+      <w:pPr>
+        <w:ind w:left="360"/>
+        <w:jc w:val="both"/>
+      </w:pPr>
+    </w:p>
+    <w:p>
+      <w:pPr>
         <w:pStyle w:val="Prrafodelista"/>
         <w:numPr>
           <w:ilvl w:val="0"/>
@@ -402,7 +968,6 @@
           <w:sz w:val="28"/>
           <w:szCs w:val="28"/>
         </w:rPr>
-        <w:lastRenderedPageBreak/>
         <w:t>Modelos implementados</w:t>
       </w:r>
     </w:p>
@@ -415,10 +980,7 @@
         <w:spacing w:after="0"/>
       </w:pPr>
       <w:r>
-        <w:t>Producto</w:t>
-      </w:r>
-      <w:r>
-        <w:t xml:space="preserve">: </w:t>
+        <w:t xml:space="preserve">Producto: </w:t>
       </w:r>
       <w:r>
         <w:t>r</w:t>
@@ -596,11 +1158,16 @@
       <w:r>
         <w:t xml:space="preserve">: </w:t>
       </w:r>
+      <w:bookmarkStart w:id="0" w:name="_Hlk223950881"/>
       <w:r>
         <w:t>r</w:t>
       </w:r>
       <w:r>
-        <w:t>elaciona clientes con productos, permitiendo registrar pedidos realizados.</w:t>
+        <w:t>elaciona clientes con productos, permitiendo registrar pedidos realizados</w:t>
+      </w:r>
+      <w:bookmarkEnd w:id="0"/>
+      <w:r>
+        <w:t>.</w:t>
       </w:r>
     </w:p>
     <w:p>
@@ -735,6 +1302,7 @@
         <w:ind w:left="360"/>
         <w:jc w:val="both"/>
       </w:pPr>
+      <w:bookmarkStart w:id="1" w:name="_Hlk223950956"/>
       <w:r>
         <w:t>El sistema utiliza el panel administrativo de Django, accesible solo para usuarios autorizados.</w:t>
       </w:r>
@@ -829,6 +1397,7 @@
         <w:t>.</w:t>
       </w:r>
     </w:p>
+    <w:bookmarkEnd w:id="1"/>
     <w:p>
       <w:pPr>
         <w:spacing w:after="0"/>
@@ -916,6 +1485,7 @@
         <w:spacing w:after="0"/>
       </w:pPr>
       <w:r>
+        <w:lastRenderedPageBreak/>
         <w:t>Consultar el listado de productos</w:t>
       </w:r>
     </w:p>
@@ -953,19 +1523,7 @@
           <w:rPr>
             <w:rStyle w:val="Hipervnculo"/>
           </w:rPr>
-          <w:t>http://127.0.0.1:800</w:t>
-        </w:r>
-        <w:r>
-          <w:rPr>
-            <w:rStyle w:val="Hipervnculo"/>
-          </w:rPr>
-          <w:t>0</w:t>
-        </w:r>
-        <w:r>
-          <w:rPr>
-            <w:rStyle w:val="Hipervnculo"/>
-          </w:rPr>
-          <w:t>/productos/</w:t>
+          <w:t>http://127.0.0.1:8000/productos/</w:t>
         </w:r>
       </w:hyperlink>
     </w:p>
@@ -1358,13 +1916,7 @@
         <w:spacing w:after="0"/>
       </w:pPr>
       <w:r>
-        <w:t>Ir a la carpeta del proyecto:</w:t>
-      </w:r>
-      <w:r>
-        <w:t xml:space="preserve">  </w:t>
-      </w:r>
-      <w:r>
-        <w:t>cd C:\Users\cecil\Desktop\ABP6\magic_colors_art</w:t>
+        <w:t>Ir a la carpeta del proyecto:  cd C:\Users\cecil\Desktop\ABP6\magic_colors_art</w:t>
       </w:r>
     </w:p>
     <w:p>
@@ -1376,10 +1928,7 @@
         <w:spacing w:after="0"/>
       </w:pPr>
       <w:r>
-        <w:t>Activar entorno virtual:</w:t>
-      </w:r>
-      <w:r>
-        <w:t xml:space="preserve">   </w:t>
+        <w:t xml:space="preserve">Activar entorno virtual:   </w:t>
       </w:r>
       <w:proofErr w:type="spellStart"/>
       <w:r>
@@ -1404,10 +1953,7 @@
         <w:spacing w:after="0"/>
       </w:pPr>
       <w:r>
-        <w:t>Preparar la base de datos:</w:t>
-      </w:r>
-      <w:r>
-        <w:t xml:space="preserve">   </w:t>
+        <w:t xml:space="preserve">Preparar la base de datos:   </w:t>
       </w:r>
       <w:proofErr w:type="spellStart"/>
       <w:r>
@@ -1466,10 +2012,7 @@
         <w:t>de desarrollo de Django</w:t>
       </w:r>
       <w:r>
-        <w:t>:</w:t>
-      </w:r>
-      <w:r>
-        <w:t xml:space="preserve">   </w:t>
+        <w:t xml:space="preserve">:   </w:t>
       </w:r>
       <w:proofErr w:type="spellStart"/>
       <w:r>
@@ -1716,7 +2259,6 @@
           <w:b/>
           <w:bCs/>
         </w:rPr>
-        <w:lastRenderedPageBreak/>
         <w:t>Acceso usuario normal</w:t>
       </w:r>
     </w:p>
@@ -2173,105 +2715,1508 @@
     <w:p/>
     <w:p>
       <w:pPr>
+        <w:rPr>
+          <w:b/>
+          <w:bCs/>
+        </w:rPr>
+      </w:pPr>
+      <w:r>
+        <w:rPr>
+          <w:b/>
+          <w:bCs/>
+        </w:rPr>
+        <w:t>Flujo completo paso a paso</w:t>
+      </w:r>
+    </w:p>
+    <w:p>
+      <w:pPr>
+        <w:rPr>
+          <w:b/>
+          <w:bCs/>
+        </w:rPr>
+      </w:pPr>
+      <w:r>
+        <w:rPr>
+          <w:b/>
+          <w:bCs/>
+        </w:rPr>
+        <w:lastRenderedPageBreak/>
+        <w:t>1️</w:t>
+      </w:r>
+      <w:r>
+        <w:rPr>
+          <w:rFonts w:ascii="Segoe UI Symbol" w:hAnsi="Segoe UI Symbol" w:cs="Segoe UI Symbol"/>
+          <w:b/>
+          <w:bCs/>
+        </w:rPr>
+        <w:t>⃣</w:t>
+      </w:r>
+      <w:r>
+        <w:rPr>
+          <w:b/>
+          <w:bCs/>
+        </w:rPr>
+        <w:t xml:space="preserve"> Cliente y Pedido</w:t>
+      </w:r>
+    </w:p>
+    <w:p>
+      <w:pPr>
+        <w:numPr>
+          <w:ilvl w:val="0"/>
+          <w:numId w:val="47"/>
+        </w:numPr>
+        <w:rPr>
+          <w:b/>
+          <w:bCs/>
+        </w:rPr>
+      </w:pPr>
+      <w:r>
+        <w:rPr>
+          <w:b/>
+          <w:bCs/>
+        </w:rPr>
+        <w:t xml:space="preserve">En el </w:t>
+      </w:r>
+      <w:proofErr w:type="spellStart"/>
+      <w:r>
+        <w:rPr>
+          <w:b/>
+          <w:bCs/>
+        </w:rPr>
+        <w:t>Admin</w:t>
+      </w:r>
+      <w:proofErr w:type="spellEnd"/>
+      <w:r>
+        <w:rPr>
+          <w:b/>
+          <w:bCs/>
+        </w:rPr>
+        <w:t>, vas a Pedidos → Add Pedido.</w:t>
+      </w:r>
+    </w:p>
+    <w:p>
+      <w:pPr>
+        <w:numPr>
+          <w:ilvl w:val="0"/>
+          <w:numId w:val="47"/>
+        </w:numPr>
+        <w:rPr>
+          <w:b/>
+          <w:bCs/>
+        </w:rPr>
+      </w:pPr>
+      <w:r>
+        <w:rPr>
+          <w:b/>
+          <w:bCs/>
+        </w:rPr>
+        <w:t>Seleccionas un Cliente y un Canal de Venta.</w:t>
+      </w:r>
+    </w:p>
+    <w:p>
+      <w:pPr>
+        <w:numPr>
+          <w:ilvl w:val="0"/>
+          <w:numId w:val="47"/>
+        </w:numPr>
+        <w:rPr>
+          <w:b/>
+          <w:bCs/>
+        </w:rPr>
+      </w:pPr>
+      <w:r>
+        <w:rPr>
+          <w:b/>
+          <w:bCs/>
+        </w:rPr>
+        <w:t xml:space="preserve">Guardas el pedido (opcional, pero recomendable antes de agregar productos si estás usando </w:t>
+      </w:r>
+      <w:proofErr w:type="spellStart"/>
+      <w:r>
+        <w:rPr>
+          <w:b/>
+          <w:bCs/>
+        </w:rPr>
+        <w:t>signals</w:t>
+      </w:r>
+      <w:proofErr w:type="spellEnd"/>
+      <w:r>
+        <w:rPr>
+          <w:b/>
+          <w:bCs/>
+        </w:rPr>
+        <w:t>).</w:t>
+      </w:r>
+    </w:p>
+    <w:p>
+      <w:pPr>
+        <w:rPr>
+          <w:b/>
+          <w:bCs/>
+        </w:rPr>
+      </w:pPr>
+      <w:r>
+        <w:rPr>
+          <w:b/>
+          <w:bCs/>
+        </w:rPr>
+        <w:pict>
+          <v:rect id="_x0000_i1025" style="width:0;height:1.5pt" o:hralign="center" o:hrstd="t" o:hr="t" fillcolor="#a0a0a0" stroked="f"/>
+        </w:pict>
+      </w:r>
+    </w:p>
+    <w:p>
+      <w:pPr>
+        <w:rPr>
+          <w:b/>
+          <w:bCs/>
+        </w:rPr>
+      </w:pPr>
+      <w:r>
+        <w:rPr>
+          <w:b/>
+          <w:bCs/>
+        </w:rPr>
+        <w:t>2️</w:t>
+      </w:r>
+      <w:r>
+        <w:rPr>
+          <w:rFonts w:ascii="Segoe UI Symbol" w:hAnsi="Segoe UI Symbol" w:cs="Segoe UI Symbol"/>
+          <w:b/>
+          <w:bCs/>
+        </w:rPr>
+        <w:t>⃣</w:t>
+      </w:r>
+      <w:r>
+        <w:rPr>
+          <w:b/>
+          <w:bCs/>
+        </w:rPr>
+        <w:t xml:space="preserve"> Agregar Productos al Pedido</w:t>
+      </w:r>
+    </w:p>
+    <w:p>
+      <w:pPr>
+        <w:numPr>
+          <w:ilvl w:val="0"/>
+          <w:numId w:val="48"/>
+        </w:numPr>
+        <w:rPr>
+          <w:b/>
+          <w:bCs/>
+        </w:rPr>
+      </w:pPr>
+      <w:r>
+        <w:rPr>
+          <w:b/>
+          <w:bCs/>
+        </w:rPr>
+        <w:t xml:space="preserve">Dentro del pedido, en el </w:t>
+      </w:r>
+      <w:proofErr w:type="spellStart"/>
+      <w:r>
+        <w:rPr>
+          <w:b/>
+          <w:bCs/>
+        </w:rPr>
+        <w:t>inline</w:t>
+      </w:r>
+      <w:proofErr w:type="spellEnd"/>
+      <w:r>
+        <w:rPr>
+          <w:b/>
+          <w:bCs/>
+        </w:rPr>
+        <w:t xml:space="preserve"> de </w:t>
+      </w:r>
+      <w:proofErr w:type="spellStart"/>
+      <w:r>
+        <w:rPr>
+          <w:b/>
+          <w:bCs/>
+        </w:rPr>
+        <w:t>ProductoPedido</w:t>
+      </w:r>
+      <w:proofErr w:type="spellEnd"/>
+      <w:r>
+        <w:rPr>
+          <w:b/>
+          <w:bCs/>
+        </w:rPr>
+        <w:t>:</w:t>
+      </w:r>
+    </w:p>
+    <w:p>
+      <w:pPr>
+        <w:numPr>
+          <w:ilvl w:val="1"/>
+          <w:numId w:val="48"/>
+        </w:numPr>
+        <w:rPr>
+          <w:b/>
+          <w:bCs/>
+        </w:rPr>
+      </w:pPr>
+      <w:r>
+        <w:rPr>
+          <w:b/>
+          <w:bCs/>
+        </w:rPr>
+        <w:t>Seleccionas un Producto.</w:t>
+      </w:r>
+    </w:p>
+    <w:p>
+      <w:pPr>
+        <w:numPr>
+          <w:ilvl w:val="1"/>
+          <w:numId w:val="48"/>
+        </w:numPr>
+        <w:rPr>
+          <w:b/>
+          <w:bCs/>
+        </w:rPr>
+      </w:pPr>
+      <w:r>
+        <w:rPr>
+          <w:b/>
+          <w:bCs/>
+        </w:rPr>
+        <w:t>Indicas el precio que le cobras al cliente (</w:t>
+      </w:r>
+      <w:proofErr w:type="spellStart"/>
+      <w:r>
+        <w:rPr>
+          <w:b/>
+          <w:bCs/>
+        </w:rPr>
+        <w:t>precio_cliente</w:t>
+      </w:r>
+      <w:proofErr w:type="spellEnd"/>
+      <w:r>
+        <w:rPr>
+          <w:b/>
+          <w:bCs/>
+        </w:rPr>
+        <w:t>).</w:t>
+      </w:r>
+    </w:p>
+    <w:p>
+      <w:pPr>
+        <w:numPr>
+          <w:ilvl w:val="0"/>
+          <w:numId w:val="48"/>
+        </w:numPr>
+        <w:rPr>
+          <w:b/>
+          <w:bCs/>
+        </w:rPr>
+      </w:pPr>
+      <w:r>
+        <w:rPr>
+          <w:b/>
+          <w:bCs/>
+        </w:rPr>
+        <w:t xml:space="preserve">Cuando guardas el </w:t>
+      </w:r>
+      <w:proofErr w:type="spellStart"/>
+      <w:r>
+        <w:rPr>
+          <w:b/>
+          <w:bCs/>
+        </w:rPr>
+        <w:t>ProductoPedido</w:t>
+      </w:r>
+      <w:proofErr w:type="spellEnd"/>
+      <w:r>
+        <w:rPr>
+          <w:b/>
+          <w:bCs/>
+        </w:rPr>
+        <w:t>:</w:t>
+      </w:r>
+    </w:p>
+    <w:p>
+      <w:pPr>
+        <w:numPr>
+          <w:ilvl w:val="1"/>
+          <w:numId w:val="48"/>
+        </w:numPr>
+        <w:rPr>
+          <w:b/>
+          <w:bCs/>
+        </w:rPr>
+      </w:pPr>
+      <w:r>
+        <w:rPr>
+          <w:b/>
+          <w:bCs/>
+        </w:rPr>
+        <w:t xml:space="preserve">Se ejecuta automáticamente el </w:t>
+      </w:r>
+      <w:proofErr w:type="spellStart"/>
+      <w:r>
+        <w:rPr>
+          <w:b/>
+          <w:bCs/>
+        </w:rPr>
+        <w:t>signal</w:t>
+      </w:r>
+      <w:proofErr w:type="spellEnd"/>
+      <w:r>
+        <w:rPr>
+          <w:b/>
+          <w:bCs/>
+        </w:rPr>
+        <w:t xml:space="preserve"> </w:t>
+      </w:r>
+      <w:proofErr w:type="spellStart"/>
+      <w:r>
+        <w:rPr>
+          <w:b/>
+          <w:bCs/>
+        </w:rPr>
+        <w:t>post_save</w:t>
+      </w:r>
+      <w:proofErr w:type="spellEnd"/>
+      <w:r>
+        <w:rPr>
+          <w:b/>
+          <w:bCs/>
+        </w:rPr>
+        <w:t>.</w:t>
+      </w:r>
+    </w:p>
+    <w:p>
+      <w:pPr>
+        <w:numPr>
+          <w:ilvl w:val="1"/>
+          <w:numId w:val="48"/>
+        </w:numPr>
+        <w:rPr>
+          <w:b/>
+          <w:bCs/>
+        </w:rPr>
+      </w:pPr>
+      <w:r>
+        <w:rPr>
+          <w:b/>
+          <w:bCs/>
+        </w:rPr>
+        <w:t>Llama a:</w:t>
+      </w:r>
+    </w:p>
+    <w:p>
+      <w:pPr>
+        <w:numPr>
+          <w:ilvl w:val="2"/>
+          <w:numId w:val="48"/>
+        </w:numPr>
+        <w:rPr>
+          <w:b/>
+          <w:bCs/>
+        </w:rPr>
+      </w:pPr>
+      <w:proofErr w:type="spellStart"/>
+      <w:r>
+        <w:rPr>
+          <w:b/>
+          <w:bCs/>
+        </w:rPr>
+        <w:t>calcular_</w:t>
+      </w:r>
+      <w:proofErr w:type="gramStart"/>
+      <w:r>
+        <w:rPr>
+          <w:b/>
+          <w:bCs/>
+        </w:rPr>
+        <w:t>costos</w:t>
+      </w:r>
+      <w:proofErr w:type="spellEnd"/>
+      <w:r>
+        <w:rPr>
+          <w:b/>
+          <w:bCs/>
+        </w:rPr>
+        <w:t>(</w:t>
+      </w:r>
+      <w:proofErr w:type="gramEnd"/>
+      <w:r>
+        <w:rPr>
+          <w:b/>
+          <w:bCs/>
+        </w:rPr>
+        <w:t>) → suma los materiales, calcula costo del canal y ganancia.</w:t>
+      </w:r>
+    </w:p>
+    <w:p>
+      <w:pPr>
+        <w:numPr>
+          <w:ilvl w:val="2"/>
+          <w:numId w:val="48"/>
+        </w:numPr>
+        <w:rPr>
+          <w:b/>
+          <w:bCs/>
+        </w:rPr>
+      </w:pPr>
+      <w:proofErr w:type="spellStart"/>
+      <w:r>
+        <w:rPr>
+          <w:b/>
+          <w:bCs/>
+        </w:rPr>
+        <w:t>validar_stock_</w:t>
+      </w:r>
+      <w:proofErr w:type="gramStart"/>
+      <w:r>
+        <w:rPr>
+          <w:b/>
+          <w:bCs/>
+        </w:rPr>
+        <w:t>materiales</w:t>
+      </w:r>
+      <w:proofErr w:type="spellEnd"/>
+      <w:r>
+        <w:rPr>
+          <w:b/>
+          <w:bCs/>
+        </w:rPr>
+        <w:t>(</w:t>
+      </w:r>
+      <w:proofErr w:type="gramEnd"/>
+      <w:r>
+        <w:rPr>
+          <w:b/>
+          <w:bCs/>
+        </w:rPr>
+        <w:t>) → revisa que haya suficiente stock de materiales (si no, lanza error).</w:t>
+      </w:r>
+    </w:p>
+    <w:p>
+      <w:pPr>
+        <w:numPr>
+          <w:ilvl w:val="2"/>
+          <w:numId w:val="48"/>
+        </w:numPr>
+        <w:rPr>
+          <w:b/>
+          <w:bCs/>
+        </w:rPr>
+      </w:pPr>
+      <w:proofErr w:type="spellStart"/>
+      <w:r>
+        <w:rPr>
+          <w:b/>
+          <w:bCs/>
+        </w:rPr>
+        <w:t>descontar_stock_</w:t>
+      </w:r>
+      <w:proofErr w:type="gramStart"/>
+      <w:r>
+        <w:rPr>
+          <w:b/>
+          <w:bCs/>
+        </w:rPr>
+        <w:t>materiales</w:t>
+      </w:r>
+      <w:proofErr w:type="spellEnd"/>
+      <w:r>
+        <w:rPr>
+          <w:b/>
+          <w:bCs/>
+        </w:rPr>
+        <w:t>(</w:t>
+      </w:r>
+      <w:proofErr w:type="gramEnd"/>
+      <w:r>
+        <w:rPr>
+          <w:b/>
+          <w:bCs/>
+        </w:rPr>
+        <w:t>) → reduce automáticamente el stock de cada material usado.</w:t>
+      </w:r>
+    </w:p>
+    <w:p>
+      <w:pPr>
+        <w:rPr>
+          <w:b/>
+          <w:bCs/>
+        </w:rPr>
+      </w:pPr>
+      <w:r>
+        <w:rPr>
+          <w:b/>
+          <w:bCs/>
+        </w:rPr>
+        <w:t>Nota: si aún no agregaste materiales, la validación no hace nada, pero los cálculos se completarán cuando agregues los materiales y guardes de nuevo.</w:t>
+      </w:r>
+    </w:p>
+    <w:p>
+      <w:pPr>
+        <w:rPr>
+          <w:b/>
+          <w:bCs/>
+        </w:rPr>
+      </w:pPr>
+      <w:r>
+        <w:rPr>
+          <w:b/>
+          <w:bCs/>
+        </w:rPr>
+        <w:pict>
+          <v:rect id="_x0000_i1026" style="width:0;height:1.5pt" o:hralign="center" o:hrstd="t" o:hr="t" fillcolor="#a0a0a0" stroked="f"/>
+        </w:pict>
+      </w:r>
+    </w:p>
+    <w:p>
+      <w:pPr>
+        <w:rPr>
+          <w:b/>
+          <w:bCs/>
+        </w:rPr>
+      </w:pPr>
+      <w:r>
+        <w:rPr>
+          <w:b/>
+          <w:bCs/>
+        </w:rPr>
+        <w:t>3️</w:t>
+      </w:r>
+      <w:r>
+        <w:rPr>
+          <w:rFonts w:ascii="Segoe UI Symbol" w:hAnsi="Segoe UI Symbol" w:cs="Segoe UI Symbol"/>
+          <w:b/>
+          <w:bCs/>
+        </w:rPr>
+        <w:t>⃣</w:t>
+      </w:r>
+      <w:r>
+        <w:rPr>
+          <w:b/>
+          <w:bCs/>
+        </w:rPr>
+        <w:t xml:space="preserve"> Agregar Materiales a cada Producto</w:t>
+      </w:r>
+    </w:p>
+    <w:p>
+      <w:pPr>
+        <w:numPr>
+          <w:ilvl w:val="0"/>
+          <w:numId w:val="49"/>
+        </w:numPr>
+        <w:rPr>
+          <w:b/>
+          <w:bCs/>
+        </w:rPr>
+      </w:pPr>
+      <w:r>
+        <w:rPr>
+          <w:b/>
+          <w:bCs/>
+        </w:rPr>
+        <w:t xml:space="preserve">Dentro de </w:t>
+      </w:r>
+      <w:proofErr w:type="spellStart"/>
+      <w:r>
+        <w:rPr>
+          <w:b/>
+          <w:bCs/>
+        </w:rPr>
+        <w:t>ProductoPedido</w:t>
+      </w:r>
+      <w:proofErr w:type="spellEnd"/>
+      <w:r>
+        <w:rPr>
+          <w:b/>
+          <w:bCs/>
+        </w:rPr>
+        <w:t xml:space="preserve">, agregas los materiales usados en el </w:t>
+      </w:r>
+      <w:proofErr w:type="spellStart"/>
+      <w:r>
+        <w:rPr>
+          <w:b/>
+          <w:bCs/>
+        </w:rPr>
+        <w:t>inline</w:t>
+      </w:r>
+      <w:proofErr w:type="spellEnd"/>
+      <w:r>
+        <w:rPr>
+          <w:b/>
+          <w:bCs/>
+        </w:rPr>
+        <w:t xml:space="preserve"> </w:t>
+      </w:r>
+      <w:proofErr w:type="spellStart"/>
+      <w:r>
+        <w:rPr>
+          <w:b/>
+          <w:bCs/>
+        </w:rPr>
+        <w:t>DetalleMaterialProductoPedido</w:t>
+      </w:r>
+      <w:proofErr w:type="spellEnd"/>
+      <w:r>
+        <w:rPr>
+          <w:b/>
+          <w:bCs/>
+        </w:rPr>
+        <w:t>.</w:t>
+      </w:r>
+    </w:p>
+    <w:p>
+      <w:pPr>
+        <w:numPr>
+          <w:ilvl w:val="0"/>
+          <w:numId w:val="49"/>
+        </w:numPr>
+        <w:rPr>
+          <w:b/>
+          <w:bCs/>
+        </w:rPr>
+      </w:pPr>
+      <w:r>
+        <w:rPr>
+          <w:b/>
+          <w:bCs/>
+        </w:rPr>
+        <w:t>Indicas cantidad usada para cada material.</w:t>
+      </w:r>
+    </w:p>
+    <w:p>
+      <w:pPr>
+        <w:numPr>
+          <w:ilvl w:val="0"/>
+          <w:numId w:val="49"/>
+        </w:numPr>
+        <w:rPr>
+          <w:b/>
+          <w:bCs/>
+        </w:rPr>
+      </w:pPr>
+      <w:r>
+        <w:rPr>
+          <w:b/>
+          <w:bCs/>
+        </w:rPr>
+        <w:t>Cada vez que guardas un material:</w:t>
+      </w:r>
+    </w:p>
+    <w:p>
+      <w:pPr>
+        <w:numPr>
+          <w:ilvl w:val="1"/>
+          <w:numId w:val="49"/>
+        </w:numPr>
+        <w:rPr>
+          <w:b/>
+          <w:bCs/>
+        </w:rPr>
+      </w:pPr>
+      <w:r>
+        <w:rPr>
+          <w:b/>
+          <w:bCs/>
+        </w:rPr>
+        <w:t xml:space="preserve">Se calcula automáticamente el subtotal = </w:t>
+      </w:r>
+      <w:proofErr w:type="spellStart"/>
+      <w:r>
+        <w:rPr>
+          <w:b/>
+          <w:bCs/>
+        </w:rPr>
+        <w:t>cantidad_usada</w:t>
+      </w:r>
+      <w:proofErr w:type="spellEnd"/>
+      <w:r>
+        <w:rPr>
+          <w:b/>
+          <w:bCs/>
+        </w:rPr>
+        <w:t xml:space="preserve"> * </w:t>
+      </w:r>
+      <w:proofErr w:type="spellStart"/>
+      <w:r>
+        <w:rPr>
+          <w:b/>
+          <w:bCs/>
+        </w:rPr>
+        <w:t>costo_unitario</w:t>
+      </w:r>
+      <w:proofErr w:type="spellEnd"/>
+      <w:r>
+        <w:rPr>
+          <w:b/>
+          <w:bCs/>
+        </w:rPr>
+        <w:t>.</w:t>
+      </w:r>
+    </w:p>
+    <w:p>
+      <w:pPr>
+        <w:rPr>
+          <w:b/>
+          <w:bCs/>
+        </w:rPr>
+      </w:pPr>
+      <w:r>
+        <w:rPr>
+          <w:b/>
+          <w:bCs/>
+        </w:rPr>
+        <w:pict>
+          <v:rect id="_x0000_i1027" style="width:0;height:1.5pt" o:hralign="center" o:hrstd="t" o:hr="t" fillcolor="#a0a0a0" stroked="f"/>
+        </w:pict>
+      </w:r>
+    </w:p>
+    <w:p>
+      <w:pPr>
+        <w:rPr>
+          <w:b/>
+          <w:bCs/>
+        </w:rPr>
+      </w:pPr>
+      <w:r>
+        <w:rPr>
+          <w:b/>
+          <w:bCs/>
+        </w:rPr>
+        <w:t>4️</w:t>
+      </w:r>
+      <w:r>
+        <w:rPr>
+          <w:rFonts w:ascii="Segoe UI Symbol" w:hAnsi="Segoe UI Symbol" w:cs="Segoe UI Symbol"/>
+          <w:b/>
+          <w:bCs/>
+        </w:rPr>
+        <w:t>⃣</w:t>
+      </w:r>
+      <w:r>
+        <w:rPr>
+          <w:b/>
+          <w:bCs/>
+        </w:rPr>
+        <w:t xml:space="preserve"> Resultado final por Producto</w:t>
+      </w:r>
+    </w:p>
+    <w:p>
+      <w:pPr>
+        <w:rPr>
+          <w:b/>
+          <w:bCs/>
+        </w:rPr>
+      </w:pPr>
+      <w:r>
+        <w:rPr>
+          <w:b/>
+          <w:bCs/>
+        </w:rPr>
+        <w:t xml:space="preserve">Cada </w:t>
+      </w:r>
+      <w:proofErr w:type="spellStart"/>
+      <w:r>
+        <w:rPr>
+          <w:b/>
+          <w:bCs/>
+        </w:rPr>
+        <w:t>ProductoPedido</w:t>
+      </w:r>
+      <w:proofErr w:type="spellEnd"/>
+      <w:r>
+        <w:rPr>
+          <w:b/>
+          <w:bCs/>
+        </w:rPr>
+        <w:t xml:space="preserve"> tendrá:</w:t>
+      </w:r>
+    </w:p>
+    <w:p>
+      <w:pPr>
+        <w:numPr>
+          <w:ilvl w:val="0"/>
+          <w:numId w:val="50"/>
+        </w:numPr>
+        <w:rPr>
+          <w:b/>
+          <w:bCs/>
+        </w:rPr>
+      </w:pPr>
+      <w:proofErr w:type="spellStart"/>
+      <w:r>
+        <w:rPr>
+          <w:b/>
+          <w:bCs/>
+        </w:rPr>
+        <w:lastRenderedPageBreak/>
+        <w:t>costo_materiales</w:t>
+      </w:r>
+      <w:proofErr w:type="spellEnd"/>
+      <w:r>
+        <w:rPr>
+          <w:b/>
+          <w:bCs/>
+        </w:rPr>
+        <w:t xml:space="preserve"> → suma de subtotales de todos sus materiales.</w:t>
+      </w:r>
+    </w:p>
+    <w:p>
+      <w:pPr>
+        <w:numPr>
+          <w:ilvl w:val="0"/>
+          <w:numId w:val="50"/>
+        </w:numPr>
+        <w:rPr>
+          <w:b/>
+          <w:bCs/>
+        </w:rPr>
+      </w:pPr>
+      <w:proofErr w:type="spellStart"/>
+      <w:r>
+        <w:rPr>
+          <w:b/>
+          <w:bCs/>
+        </w:rPr>
+        <w:t>costo_canal</w:t>
+      </w:r>
+      <w:proofErr w:type="spellEnd"/>
+      <w:r>
+        <w:rPr>
+          <w:b/>
+          <w:bCs/>
+        </w:rPr>
+        <w:t xml:space="preserve"> → según tipo de canal de venta (fijo o porcentaje).</w:t>
+      </w:r>
+    </w:p>
+    <w:p>
+      <w:pPr>
+        <w:numPr>
+          <w:ilvl w:val="0"/>
+          <w:numId w:val="50"/>
+        </w:numPr>
+        <w:rPr>
+          <w:b/>
+          <w:bCs/>
+        </w:rPr>
+      </w:pPr>
+      <w:proofErr w:type="spellStart"/>
+      <w:r>
+        <w:rPr>
+          <w:b/>
+          <w:bCs/>
+        </w:rPr>
+        <w:t>costo_total</w:t>
+      </w:r>
+      <w:proofErr w:type="spellEnd"/>
+      <w:r>
+        <w:rPr>
+          <w:b/>
+          <w:bCs/>
+        </w:rPr>
+        <w:t xml:space="preserve"> → </w:t>
+      </w:r>
+      <w:proofErr w:type="spellStart"/>
+      <w:r>
+        <w:rPr>
+          <w:b/>
+          <w:bCs/>
+        </w:rPr>
+        <w:t>costo_materiales</w:t>
+      </w:r>
+      <w:proofErr w:type="spellEnd"/>
+      <w:r>
+        <w:rPr>
+          <w:b/>
+          <w:bCs/>
+        </w:rPr>
+        <w:t xml:space="preserve"> + </w:t>
+      </w:r>
+      <w:proofErr w:type="spellStart"/>
+      <w:r>
+        <w:rPr>
+          <w:b/>
+          <w:bCs/>
+        </w:rPr>
+        <w:t>costo_canal</w:t>
+      </w:r>
+      <w:proofErr w:type="spellEnd"/>
+      <w:r>
+        <w:rPr>
+          <w:b/>
+          <w:bCs/>
+        </w:rPr>
+        <w:t>.</w:t>
+      </w:r>
+    </w:p>
+    <w:p>
+      <w:pPr>
+        <w:numPr>
+          <w:ilvl w:val="0"/>
+          <w:numId w:val="50"/>
+        </w:numPr>
+        <w:rPr>
+          <w:b/>
+          <w:bCs/>
+        </w:rPr>
+      </w:pPr>
+      <w:r>
+        <w:rPr>
+          <w:b/>
+          <w:bCs/>
+        </w:rPr>
+        <w:t xml:space="preserve">ganancia → </w:t>
+      </w:r>
+      <w:proofErr w:type="spellStart"/>
+      <w:r>
+        <w:rPr>
+          <w:b/>
+          <w:bCs/>
+        </w:rPr>
+        <w:t>precio_cliente</w:t>
+      </w:r>
+      <w:proofErr w:type="spellEnd"/>
+      <w:r>
+        <w:rPr>
+          <w:b/>
+          <w:bCs/>
+        </w:rPr>
+        <w:t xml:space="preserve"> - </w:t>
+      </w:r>
+      <w:proofErr w:type="spellStart"/>
+      <w:r>
+        <w:rPr>
+          <w:b/>
+          <w:bCs/>
+        </w:rPr>
+        <w:t>costo_total</w:t>
+      </w:r>
+      <w:proofErr w:type="spellEnd"/>
+      <w:r>
+        <w:rPr>
+          <w:b/>
+          <w:bCs/>
+        </w:rPr>
+        <w:t>.</w:t>
+      </w:r>
+    </w:p>
+    <w:p>
+      <w:pPr>
+        <w:numPr>
+          <w:ilvl w:val="0"/>
+          <w:numId w:val="50"/>
+        </w:numPr>
+        <w:rPr>
+          <w:b/>
+          <w:bCs/>
+        </w:rPr>
+      </w:pPr>
+      <w:r>
+        <w:rPr>
+          <w:b/>
+          <w:bCs/>
+        </w:rPr>
+        <w:t>Stock de materiales ya descontado automáticamente.</w:t>
+      </w:r>
+    </w:p>
+    <w:p>
+      <w:pPr>
+        <w:rPr>
+          <w:b/>
+          <w:bCs/>
+        </w:rPr>
+      </w:pPr>
+      <w:r>
+        <w:rPr>
+          <w:b/>
+          <w:bCs/>
+        </w:rPr>
+        <w:pict>
+          <v:rect id="_x0000_i1028" style="width:0;height:1.5pt" o:hralign="center" o:hrstd="t" o:hr="t" fillcolor="#a0a0a0" stroked="f"/>
+        </w:pict>
+      </w:r>
+    </w:p>
+    <w:p>
+      <w:pPr>
+        <w:rPr>
+          <w:b/>
+          <w:bCs/>
+        </w:rPr>
+      </w:pPr>
+      <w:r>
+        <w:rPr>
+          <w:b/>
+          <w:bCs/>
+        </w:rPr>
+        <w:t>5️</w:t>
+      </w:r>
+      <w:r>
+        <w:rPr>
+          <w:rFonts w:ascii="Segoe UI Symbol" w:hAnsi="Segoe UI Symbol" w:cs="Segoe UI Symbol"/>
+          <w:b/>
+          <w:bCs/>
+        </w:rPr>
+        <w:t>⃣</w:t>
+      </w:r>
+      <w:r>
+        <w:rPr>
+          <w:b/>
+          <w:bCs/>
+        </w:rPr>
+        <w:t xml:space="preserve"> Visualización en el </w:t>
+      </w:r>
+      <w:proofErr w:type="spellStart"/>
+      <w:r>
+        <w:rPr>
+          <w:b/>
+          <w:bCs/>
+        </w:rPr>
+        <w:t>Admin</w:t>
+      </w:r>
+      <w:proofErr w:type="spellEnd"/>
+    </w:p>
+    <w:p>
+      <w:pPr>
+        <w:rPr>
+          <w:b/>
+          <w:bCs/>
+        </w:rPr>
+      </w:pPr>
+      <w:r>
+        <w:rPr>
+          <w:b/>
+          <w:bCs/>
+        </w:rPr>
+        <w:t xml:space="preserve">En </w:t>
+      </w:r>
+      <w:proofErr w:type="spellStart"/>
+      <w:r>
+        <w:rPr>
+          <w:b/>
+          <w:bCs/>
+        </w:rPr>
+        <w:t>nested-admin</w:t>
+      </w:r>
+      <w:proofErr w:type="spellEnd"/>
+      <w:r>
+        <w:rPr>
+          <w:b/>
+          <w:bCs/>
+        </w:rPr>
+        <w:t xml:space="preserve"> verás:</w:t>
+      </w:r>
+    </w:p>
+    <w:p>
+      <w:pPr>
+        <w:rPr>
+          <w:b/>
+          <w:bCs/>
+        </w:rPr>
+      </w:pPr>
+      <w:r>
+        <w:rPr>
+          <w:b/>
+          <w:bCs/>
+        </w:rPr>
+        <w:t>Pedido #123 - Cliente XYZ</w:t>
+      </w:r>
+      <w:r>
+        <w:rPr>
+          <w:b/>
+          <w:bCs/>
+        </w:rPr>
+        <w:br/>
+        <w:t xml:space="preserve"> └─ </w:t>
+      </w:r>
+      <w:proofErr w:type="spellStart"/>
+      <w:r>
+        <w:rPr>
+          <w:b/>
+          <w:bCs/>
+        </w:rPr>
+        <w:t>ProductoPedido</w:t>
+      </w:r>
+      <w:proofErr w:type="spellEnd"/>
+      <w:r>
+        <w:rPr>
+          <w:b/>
+          <w:bCs/>
+        </w:rPr>
+        <w:t>: Pulsera Roja</w:t>
+      </w:r>
+      <w:r>
+        <w:rPr>
+          <w:b/>
+          <w:bCs/>
+        </w:rPr>
+        <w:br/>
+        <w:t xml:space="preserve">     </w:t>
+      </w:r>
+      <w:proofErr w:type="spellStart"/>
+      <w:r>
+        <w:rPr>
+          <w:b/>
+          <w:bCs/>
+        </w:rPr>
+        <w:t>precio_cliente</w:t>
+      </w:r>
+      <w:proofErr w:type="spellEnd"/>
+      <w:r>
+        <w:rPr>
+          <w:b/>
+          <w:bCs/>
+        </w:rPr>
+        <w:t>: 5000</w:t>
+      </w:r>
+      <w:r>
+        <w:rPr>
+          <w:b/>
+          <w:bCs/>
+        </w:rPr>
+        <w:br/>
+        <w:t xml:space="preserve">     </w:t>
+      </w:r>
+      <w:proofErr w:type="spellStart"/>
+      <w:r>
+        <w:rPr>
+          <w:b/>
+          <w:bCs/>
+        </w:rPr>
+        <w:t>costo_materiales</w:t>
+      </w:r>
+      <w:proofErr w:type="spellEnd"/>
+      <w:r>
+        <w:rPr>
+          <w:b/>
+          <w:bCs/>
+        </w:rPr>
+        <w:t>: 3000</w:t>
+      </w:r>
+      <w:r>
+        <w:rPr>
+          <w:b/>
+          <w:bCs/>
+        </w:rPr>
+        <w:br/>
+        <w:t xml:space="preserve">     </w:t>
+      </w:r>
+      <w:proofErr w:type="spellStart"/>
+      <w:r>
+        <w:rPr>
+          <w:b/>
+          <w:bCs/>
+        </w:rPr>
+        <w:t>costo_canal</w:t>
+      </w:r>
+      <w:proofErr w:type="spellEnd"/>
+      <w:r>
+        <w:rPr>
+          <w:b/>
+          <w:bCs/>
+        </w:rPr>
+        <w:t>: 500</w:t>
+      </w:r>
+      <w:r>
+        <w:rPr>
+          <w:b/>
+          <w:bCs/>
+        </w:rPr>
+        <w:br/>
+        <w:t xml:space="preserve">     ganancia: 1500</w:t>
+      </w:r>
+      <w:r>
+        <w:rPr>
+          <w:b/>
+          <w:bCs/>
+        </w:rPr>
+        <w:br/>
+        <w:t xml:space="preserve">     └─ Materiales:</w:t>
+      </w:r>
+      <w:r>
+        <w:rPr>
+          <w:b/>
+          <w:bCs/>
+        </w:rPr>
+        <w:br/>
+        <w:t xml:space="preserve">         </w:t>
+      </w:r>
+      <w:r>
+        <w:rPr>
+          <w:rFonts w:ascii="MS Gothic" w:eastAsia="MS Gothic" w:hAnsi="MS Gothic" w:cs="MS Gothic" w:hint="eastAsia"/>
+          <w:b/>
+          <w:bCs/>
+        </w:rPr>
+        <w:t>├</w:t>
+      </w:r>
+      <w:r>
+        <w:rPr>
+          <w:rFonts w:ascii="Calibri" w:hAnsi="Calibri" w:cs="Calibri"/>
+          <w:b/>
+          <w:bCs/>
+        </w:rPr>
+        <w:t>─</w:t>
+      </w:r>
+      <w:r>
+        <w:rPr>
+          <w:b/>
+          <w:bCs/>
+        </w:rPr>
+        <w:t xml:space="preserve"> Hilo rojo, cantidad 2m, subtotal 2000</w:t>
+      </w:r>
+      <w:r>
+        <w:rPr>
+          <w:b/>
+          <w:bCs/>
+        </w:rPr>
+        <w:br/>
+        <w:t xml:space="preserve">         </w:t>
+      </w:r>
+      <w:r>
+        <w:rPr>
+          <w:rFonts w:ascii="Calibri" w:hAnsi="Calibri" w:cs="Calibri"/>
+          <w:b/>
+          <w:bCs/>
+        </w:rPr>
+        <w:t>└─</w:t>
+      </w:r>
+      <w:r>
+        <w:rPr>
+          <w:b/>
+          <w:bCs/>
+        </w:rPr>
+        <w:t xml:space="preserve"> Abalorios, cantidad 10u, subtotal 1000</w:t>
+      </w:r>
+    </w:p>
+    <w:p>
+      <w:pPr>
+        <w:numPr>
+          <w:ilvl w:val="0"/>
+          <w:numId w:val="51"/>
+        </w:numPr>
+        <w:rPr>
+          <w:b/>
+          <w:bCs/>
+        </w:rPr>
+      </w:pPr>
+      <w:r>
+        <w:rPr>
+          <w:b/>
+          <w:bCs/>
+        </w:rPr>
+        <w:t>Puedes agregar varios productos y cada uno con sus propios materiales.</w:t>
+      </w:r>
+    </w:p>
+    <w:p>
+      <w:pPr>
+        <w:numPr>
+          <w:ilvl w:val="0"/>
+          <w:numId w:val="51"/>
+        </w:numPr>
+        <w:rPr>
+          <w:b/>
+          <w:bCs/>
+        </w:rPr>
+      </w:pPr>
+      <w:r>
+        <w:rPr>
+          <w:b/>
+          <w:bCs/>
+        </w:rPr>
+        <w:t xml:space="preserve">Todos los cálculos se actualizan automáticamente gracias al </w:t>
+      </w:r>
+      <w:proofErr w:type="spellStart"/>
+      <w:r>
+        <w:rPr>
+          <w:b/>
+          <w:bCs/>
+        </w:rPr>
+        <w:t>signal</w:t>
+      </w:r>
+      <w:proofErr w:type="spellEnd"/>
+      <w:r>
+        <w:rPr>
+          <w:b/>
+          <w:bCs/>
+        </w:rPr>
+        <w:t>.</w:t>
+      </w:r>
+    </w:p>
+    <w:p>
+      <w:pPr>
+        <w:numPr>
+          <w:ilvl w:val="0"/>
+          <w:numId w:val="51"/>
+        </w:numPr>
+        <w:rPr>
+          <w:b/>
+          <w:bCs/>
+        </w:rPr>
+      </w:pPr>
+      <w:r>
+        <w:rPr>
+          <w:b/>
+          <w:bCs/>
+        </w:rPr>
+        <w:t>La información de costos y ganancia es solo interna, el cliente no la ve.</w:t>
+      </w:r>
+    </w:p>
+    <w:p>
+      <w:pPr>
+        <w:rPr>
+          <w:b/>
+          <w:bCs/>
+        </w:rPr>
+      </w:pPr>
+      <w:r>
+        <w:rPr>
+          <w:b/>
+          <w:bCs/>
+        </w:rPr>
+        <w:pict>
+          <v:rect id="_x0000_i1029" style="width:0;height:1.5pt" o:hralign="center" o:hrstd="t" o:hr="t" fillcolor="#a0a0a0" stroked="f"/>
+        </w:pict>
+      </w:r>
+    </w:p>
+    <w:p>
+      <w:pPr>
+        <w:rPr>
+          <w:b/>
+          <w:bCs/>
+        </w:rPr>
+      </w:pPr>
+      <w:r>
+        <w:rPr>
+          <w:b/>
+          <w:bCs/>
+        </w:rPr>
+        <w:t>6️</w:t>
+      </w:r>
+      <w:r>
+        <w:rPr>
+          <w:rFonts w:ascii="Segoe UI Symbol" w:hAnsi="Segoe UI Symbol" w:cs="Segoe UI Symbol"/>
+          <w:b/>
+          <w:bCs/>
+        </w:rPr>
+        <w:t>⃣</w:t>
+      </w:r>
+      <w:r>
+        <w:rPr>
+          <w:b/>
+          <w:bCs/>
+        </w:rPr>
+        <w:t xml:space="preserve"> Ventajas de este flujo</w:t>
+      </w:r>
+    </w:p>
+    <w:p>
+      <w:pPr>
+        <w:numPr>
+          <w:ilvl w:val="0"/>
+          <w:numId w:val="52"/>
+        </w:numPr>
+        <w:rPr>
+          <w:b/>
+          <w:bCs/>
+        </w:rPr>
+      </w:pPr>
+      <w:r>
+        <w:rPr>
+          <w:b/>
+          <w:bCs/>
+        </w:rPr>
+        <w:t>Cada pedido puede tener productos personalizados con materiales distintos.</w:t>
+      </w:r>
+    </w:p>
+    <w:p>
+      <w:pPr>
+        <w:numPr>
+          <w:ilvl w:val="0"/>
+          <w:numId w:val="52"/>
+        </w:numPr>
+        <w:rPr>
+          <w:b/>
+          <w:bCs/>
+        </w:rPr>
+      </w:pPr>
+      <w:r>
+        <w:rPr>
+          <w:b/>
+          <w:bCs/>
+        </w:rPr>
+        <w:t>El precio se valida automáticamente frente a costos + margen.</w:t>
+      </w:r>
+    </w:p>
+    <w:p>
+      <w:pPr>
+        <w:numPr>
+          <w:ilvl w:val="0"/>
+          <w:numId w:val="52"/>
+        </w:numPr>
+        <w:rPr>
+          <w:b/>
+          <w:bCs/>
+        </w:rPr>
+      </w:pPr>
+      <w:r>
+        <w:rPr>
+          <w:b/>
+          <w:bCs/>
+        </w:rPr>
+        <w:t>El stock de materiales se descuenta automáticamente, evitando errores manuales.</w:t>
+      </w:r>
+    </w:p>
+    <w:p>
+      <w:pPr>
+        <w:numPr>
+          <w:ilvl w:val="0"/>
+          <w:numId w:val="52"/>
+        </w:numPr>
+        <w:rPr>
+          <w:b/>
+          <w:bCs/>
+        </w:rPr>
+      </w:pPr>
+      <w:proofErr w:type="spellStart"/>
+      <w:r>
+        <w:rPr>
+          <w:b/>
+          <w:bCs/>
+        </w:rPr>
+        <w:t>Nested-admin</w:t>
+      </w:r>
+      <w:proofErr w:type="spellEnd"/>
+      <w:r>
+        <w:rPr>
+          <w:b/>
+          <w:bCs/>
+        </w:rPr>
+        <w:t xml:space="preserve"> hace todo más visual y fácil de administrar desde el </w:t>
+      </w:r>
+      <w:proofErr w:type="spellStart"/>
+      <w:r>
+        <w:rPr>
+          <w:b/>
+          <w:bCs/>
+        </w:rPr>
+        <w:t>Admin</w:t>
+      </w:r>
+      <w:proofErr w:type="spellEnd"/>
+      <w:r>
+        <w:rPr>
+          <w:b/>
+          <w:bCs/>
+        </w:rPr>
+        <w:t>.</w:t>
+      </w:r>
+    </w:p>
+    <w:p>
+      <w:pPr>
         <w:spacing w:after="0"/>
         <w:rPr>
           <w:b/>
           <w:bCs/>
         </w:rPr>
       </w:pPr>
-      <w:r>
-        <w:rPr>
-          <w:b/>
-          <w:bCs/>
-          <w:noProof/>
-        </w:rPr>
-        <mc:AlternateContent>
-          <mc:Choice Requires="wps">
-            <w:drawing>
-              <wp:anchor distT="45720" distB="45720" distL="114300" distR="114300" simplePos="0" relativeHeight="251661312" behindDoc="0" locked="0" layoutInCell="1" allowOverlap="1">
-                <wp:simplePos x="0" y="0"/>
-                <wp:positionH relativeFrom="column">
-                  <wp:posOffset>3661198</wp:posOffset>
-                </wp:positionH>
-                <wp:positionV relativeFrom="paragraph">
-                  <wp:posOffset>2016972</wp:posOffset>
-                </wp:positionV>
-                <wp:extent cx="2654300" cy="254000"/>
-                <wp:effectExtent l="0" t="0" r="0" b="0"/>
-                <wp:wrapNone/>
-                <wp:docPr id="848884139" name="Cuadro de texto 2"/>
-                <wp:cNvGraphicFramePr>
-                  <a:graphicFrameLocks xmlns:a="http://schemas.openxmlformats.org/drawingml/2006/main"/>
-                </wp:cNvGraphicFramePr>
-                <a:graphic xmlns:a="http://schemas.openxmlformats.org/drawingml/2006/main">
-                  <a:graphicData uri="http://schemas.microsoft.com/office/word/2010/wordprocessingShape">
-                    <wps:wsp>
-                      <wps:cNvSpPr txBox="1">
-                        <a:spLocks noChangeArrowheads="1"/>
-                      </wps:cNvSpPr>
-                      <wps:spPr bwMode="auto">
-                        <a:xfrm>
-                          <a:off x="0" y="0"/>
-                          <a:ext cx="2654300" cy="254000"/>
-                        </a:xfrm>
-                        <a:prstGeom prst="rect">
-                          <a:avLst/>
-                        </a:prstGeom>
-                        <a:solidFill>
-                          <a:srgbClr val="FFFFFF"/>
-                        </a:solidFill>
-                        <a:ln w="9525">
-                          <a:noFill/>
-                          <a:miter lim="800000"/>
-                          <a:headEnd/>
-                          <a:tailEnd/>
-                        </a:ln>
-                      </wps:spPr>
-                      <wps:txbx>
-                        <w:txbxContent>
-                          <w:p>
-                            <w:r>
-                              <w:t>Arranca el servidor de desarrollo de Django</w:t>
-                            </w:r>
-                          </w:p>
-                        </w:txbxContent>
-                      </wps:txbx>
-                      <wps:bodyPr rot="0" vert="horz" wrap="square" lIns="91440" tIns="45720" rIns="91440" bIns="45720" anchor="t" anchorCtr="0">
-                        <a:noAutofit/>
-                      </wps:bodyPr>
-                    </wps:wsp>
-                  </a:graphicData>
-                </a:graphic>
-                <wp14:sizeRelH relativeFrom="margin">
-                  <wp14:pctWidth>0</wp14:pctWidth>
-                </wp14:sizeRelH>
-                <wp14:sizeRelV relativeFrom="margin">
-                  <wp14:pctHeight>0</wp14:pctHeight>
-                </wp14:sizeRelV>
-              </wp:anchor>
-            </w:drawing>
-          </mc:Choice>
-          <mc:Fallback>
-            <w:pict>
-              <v:shapetype id="_x0000_t202" coordsize="21600,21600" o:spt="202" path="m,l,21600r21600,l21600,xe">
-                <v:stroke joinstyle="miter"/>
-                <v:path gradientshapeok="t" o:connecttype="rect"/>
-              </v:shapetype>
-              <v:shape id="Cuadro de texto 2" o:spid="_x0000_s1026" type="#_x0000_t202" style="position:absolute;margin-left:288.3pt;margin-top:158.8pt;width:209pt;height:20pt;z-index:251661312;visibility:visible;mso-wrap-style:square;mso-width-percent:0;mso-height-percent:0;mso-wrap-distance-left:9pt;mso-wrap-distance-top:3.6pt;mso-wrap-distance-right:9pt;mso-wrap-distance-bottom:3.6pt;mso-position-horizontal:absolute;mso-position-horizontal-relative:text;mso-position-vertical:absolute;mso-position-vertical-relative:text;mso-width-percent:0;mso-height-percent:0;mso-width-relative:margin;mso-height-relative:margin;v-text-anchor:top" o:gfxdata="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" stroked="f">
-                <v:textbox>
-                  <w:txbxContent>
-                    <w:p>
-                      <w:r>
-                        <w:t>Arranca el servidor de desarrollo de Django</w:t>
-                      </w:r>
-                    </w:p>
-                  </w:txbxContent>
-                </v:textbox>
-              </v:shape>
-            </w:pict>
-          </mc:Fallback>
-        </mc:AlternateContent>
-      </w:r>
     </w:p>
     <w:sectPr>
       <w:pgSz w:w="12240" w:h="15840"/>
@@ -3420,6 +5365,123 @@
     </w:lvl>
   </w:abstractNum>
   <w:abstractNum w:abstractNumId="9" w15:restartNumberingAfterBreak="0">
+    <w:nsid w:val="155D515E"/>
+    <w:multiLevelType w:val="multilevel"/>
+    <w:tmpl w:val="9E9C2FD4"/>
+    <w:lvl w:ilvl="0">
+      <w:start w:val="1"/>
+      <w:numFmt w:val="decimal"/>
+      <w:lvlText w:val="%1."/>
+      <w:lvlJc w:val="left"/>
+      <w:pPr>
+        <w:tabs>
+          <w:tab w:val="num" w:pos="720"/>
+        </w:tabs>
+        <w:ind w:left="720" w:hanging="360"/>
+      </w:pPr>
+    </w:lvl>
+    <w:lvl w:ilvl="1">
+      <w:start w:val="1"/>
+      <w:numFmt w:val="bullet"/>
+      <w:lvlText w:val="o"/>
+      <w:lvlJc w:val="left"/>
+      <w:pPr>
+        <w:tabs>
+          <w:tab w:val="num" w:pos="1440"/>
+        </w:tabs>
+        <w:ind w:left="1440" w:hanging="360"/>
+      </w:pPr>
+      <w:rPr>
+        <w:rFonts w:ascii="Courier New" w:hAnsi="Courier New" w:hint="default"/>
+        <w:sz w:val="20"/>
+      </w:rPr>
+    </w:lvl>
+    <w:lvl w:ilvl="2" w:tentative="1">
+      <w:start w:val="1"/>
+      <w:numFmt w:val="decimal"/>
+      <w:lvlText w:val="%3."/>
+      <w:lvlJc w:val="left"/>
+      <w:pPr>
+        <w:tabs>
+          <w:tab w:val="num" w:pos="2160"/>
+        </w:tabs>
+        <w:ind w:left="2160" w:hanging="360"/>
+      </w:pPr>
+    </w:lvl>
+    <w:lvl w:ilvl="3" w:tentative="1">
+      <w:start w:val="1"/>
+      <w:numFmt w:val="decimal"/>
+      <w:lvlText w:val="%4."/>
+      <w:lvlJc w:val="left"/>
+      <w:pPr>
+        <w:tabs>
+          <w:tab w:val="num" w:pos="2880"/>
+        </w:tabs>
+        <w:ind w:left="2880" w:hanging="360"/>
+      </w:pPr>
+    </w:lvl>
+    <w:lvl w:ilvl="4" w:tentative="1">
+      <w:start w:val="1"/>
+      <w:numFmt w:val="decimal"/>
+      <w:lvlText w:val="%5."/>
+      <w:lvlJc w:val="left"/>
+      <w:pPr>
+        <w:tabs>
+          <w:tab w:val="num" w:pos="3600"/>
+        </w:tabs>
+        <w:ind w:left="3600" w:hanging="360"/>
+      </w:pPr>
+    </w:lvl>
+    <w:lvl w:ilvl="5" w:tentative="1">
+      <w:start w:val="1"/>
+      <w:numFmt w:val="decimal"/>
+      <w:lvlText w:val="%6."/>
+      <w:lvlJc w:val="left"/>
+      <w:pPr>
+        <w:tabs>
+          <w:tab w:val="num" w:pos="4320"/>
+        </w:tabs>
+        <w:ind w:left="4320" w:hanging="360"/>
+      </w:pPr>
+    </w:lvl>
+    <w:lvl w:ilvl="6" w:tentative="1">
+      <w:start w:val="1"/>
+      <w:numFmt w:val="decimal"/>
+      <w:lvlText w:val="%7."/>
+      <w:lvlJc w:val="left"/>
+      <w:pPr>
+        <w:tabs>
+          <w:tab w:val="num" w:pos="5040"/>
+        </w:tabs>
+        <w:ind w:left="5040" w:hanging="360"/>
+      </w:pPr>
+    </w:lvl>
+    <w:lvl w:ilvl="7" w:tentative="1">
+      <w:start w:val="1"/>
+      <w:numFmt w:val="decimal"/>
+      <w:lvlText w:val="%8."/>
+      <w:lvlJc w:val="left"/>
+      <w:pPr>
+        <w:tabs>
+          <w:tab w:val="num" w:pos="5760"/>
+        </w:tabs>
+        <w:ind w:left="5760" w:hanging="360"/>
+      </w:pPr>
+    </w:lvl>
+    <w:lvl w:ilvl="8" w:tentative="1">
+      <w:start w:val="1"/>
+      <w:numFmt w:val="decimal"/>
+      <w:lvlText w:val="%9."/>
+      <w:lvlJc w:val="left"/>
+      <w:pPr>
+        <w:tabs>
+          <w:tab w:val="num" w:pos="6480"/>
+        </w:tabs>
+        <w:ind w:left="6480" w:hanging="360"/>
+      </w:pPr>
+    </w:lvl>
+  </w:abstractNum>
+  <w:abstractNum w:abstractNumId="10" w15:restartNumberingAfterBreak="0">
     <w:nsid w:val="15DB1AA9"/>
     <w:multiLevelType w:val="hybridMultilevel"/>
     <w:tmpl w:val="DFB00BB4"/>
@@ -3532,7 +5594,7 @@
       </w:rPr>
     </w:lvl>
   </w:abstractNum>
-  <w:abstractNum w:abstractNumId="10" w15:restartNumberingAfterBreak="0">
+  <w:abstractNum w:abstractNumId="11" w15:restartNumberingAfterBreak="0">
     <w:nsid w:val="1A32252D"/>
     <w:multiLevelType w:val="multilevel"/>
     <w:tmpl w:val="340A001D"/>
@@ -3618,7 +5680,7 @@
       </w:pPr>
     </w:lvl>
   </w:abstractNum>
-  <w:abstractNum w:abstractNumId="11" w15:restartNumberingAfterBreak="0">
+  <w:abstractNum w:abstractNumId="12" w15:restartNumberingAfterBreak="0">
     <w:nsid w:val="1DED4D88"/>
     <w:multiLevelType w:val="hybridMultilevel"/>
     <w:tmpl w:val="5254E432"/>
@@ -3704,7 +5766,305 @@
       </w:pPr>
     </w:lvl>
   </w:abstractNum>
-  <w:abstractNum w:abstractNumId="12" w15:restartNumberingAfterBreak="0">
+  <w:abstractNum w:abstractNumId="13" w15:restartNumberingAfterBreak="0">
+    <w:nsid w:val="1FD55D27"/>
+    <w:multiLevelType w:val="multilevel"/>
+    <w:tmpl w:val="CDB05D44"/>
+    <w:lvl w:ilvl="0">
+      <w:start w:val="1"/>
+      <w:numFmt w:val="bullet"/>
+      <w:lvlText w:val=""/>
+      <w:lvlJc w:val="left"/>
+      <w:pPr>
+        <w:tabs>
+          <w:tab w:val="num" w:pos="720"/>
+        </w:tabs>
+        <w:ind w:left="720" w:hanging="360"/>
+      </w:pPr>
+      <w:rPr>
+        <w:rFonts w:ascii="Symbol" w:hAnsi="Symbol" w:hint="default"/>
+        <w:sz w:val="20"/>
+      </w:rPr>
+    </w:lvl>
+    <w:lvl w:ilvl="1" w:tentative="1">
+      <w:start w:val="1"/>
+      <w:numFmt w:val="bullet"/>
+      <w:lvlText w:val="o"/>
+      <w:lvlJc w:val="left"/>
+      <w:pPr>
+        <w:tabs>
+          <w:tab w:val="num" w:pos="1440"/>
+        </w:tabs>
+        <w:ind w:left="1440" w:hanging="360"/>
+      </w:pPr>
+      <w:rPr>
+        <w:rFonts w:ascii="Courier New" w:hAnsi="Courier New" w:hint="default"/>
+        <w:sz w:val="20"/>
+      </w:rPr>
+    </w:lvl>
+    <w:lvl w:ilvl="2" w:tentative="1">
+      <w:start w:val="1"/>
+      <w:numFmt w:val="bullet"/>
+      <w:lvlText w:val=""/>
+      <w:lvlJc w:val="left"/>
+      <w:pPr>
+        <w:tabs>
+          <w:tab w:val="num" w:pos="2160"/>
+        </w:tabs>
+        <w:ind w:left="2160" w:hanging="360"/>
+      </w:pPr>
+      <w:rPr>
+        <w:rFonts w:ascii="Wingdings" w:hAnsi="Wingdings" w:hint="default"/>
+        <w:sz w:val="20"/>
+      </w:rPr>
+    </w:lvl>
+    <w:lvl w:ilvl="3" w:tentative="1">
+      <w:start w:val="1"/>
+      <w:numFmt w:val="bullet"/>
+      <w:lvlText w:val=""/>
+      <w:lvlJc w:val="left"/>
+      <w:pPr>
+        <w:tabs>
+          <w:tab w:val="num" w:pos="2880"/>
+        </w:tabs>
+        <w:ind w:left="2880" w:hanging="360"/>
+      </w:pPr>
+      <w:rPr>
+        <w:rFonts w:ascii="Wingdings" w:hAnsi="Wingdings" w:hint="default"/>
+        <w:sz w:val="20"/>
+      </w:rPr>
+    </w:lvl>
+    <w:lvl w:ilvl="4" w:tentative="1">
+      <w:start w:val="1"/>
+      <w:numFmt w:val="bullet"/>
+      <w:lvlText w:val=""/>
+      <w:lvlJc w:val="left"/>
+      <w:pPr>
+        <w:tabs>
+          <w:tab w:val="num" w:pos="3600"/>
+        </w:tabs>
+        <w:ind w:left="3600" w:hanging="360"/>
+      </w:pPr>
+      <w:rPr>
+        <w:rFonts w:ascii="Wingdings" w:hAnsi="Wingdings" w:hint="default"/>
+        <w:sz w:val="20"/>
+      </w:rPr>
+    </w:lvl>
+    <w:lvl w:ilvl="5" w:tentative="1">
+      <w:start w:val="1"/>
+      <w:numFmt w:val="bullet"/>
+      <w:lvlText w:val=""/>
+      <w:lvlJc w:val="left"/>
+      <w:pPr>
+        <w:tabs>
+          <w:tab w:val="num" w:pos="4320"/>
+        </w:tabs>
+        <w:ind w:left="4320" w:hanging="360"/>
+      </w:pPr>
+      <w:rPr>
+        <w:rFonts w:ascii="Wingdings" w:hAnsi="Wingdings" w:hint="default"/>
+        <w:sz w:val="20"/>
+      </w:rPr>
+    </w:lvl>
+    <w:lvl w:ilvl="6" w:tentative="1">
+      <w:start w:val="1"/>
+      <w:numFmt w:val="bullet"/>
+      <w:lvlText w:val=""/>
+      <w:lvlJc w:val="left"/>
+      <w:pPr>
+        <w:tabs>
+          <w:tab w:val="num" w:pos="5040"/>
+        </w:tabs>
+        <w:ind w:left="5040" w:hanging="360"/>
+      </w:pPr>
+      <w:rPr>
+        <w:rFonts w:ascii="Wingdings" w:hAnsi="Wingdings" w:hint="default"/>
+        <w:sz w:val="20"/>
+      </w:rPr>
+    </w:lvl>
+    <w:lvl w:ilvl="7" w:tentative="1">
+      <w:start w:val="1"/>
+      <w:numFmt w:val="bullet"/>
+      <w:lvlText w:val=""/>
+      <w:lvlJc w:val="left"/>
+      <w:pPr>
+        <w:tabs>
+          <w:tab w:val="num" w:pos="5760"/>
+        </w:tabs>
+        <w:ind w:left="5760" w:hanging="360"/>
+      </w:pPr>
+      <w:rPr>
+        <w:rFonts w:ascii="Wingdings" w:hAnsi="Wingdings" w:hint="default"/>
+        <w:sz w:val="20"/>
+      </w:rPr>
+    </w:lvl>
+    <w:lvl w:ilvl="8" w:tentative="1">
+      <w:start w:val="1"/>
+      <w:numFmt w:val="bullet"/>
+      <w:lvlText w:val=""/>
+      <w:lvlJc w:val="left"/>
+      <w:pPr>
+        <w:tabs>
+          <w:tab w:val="num" w:pos="6480"/>
+        </w:tabs>
+        <w:ind w:left="6480" w:hanging="360"/>
+      </w:pPr>
+      <w:rPr>
+        <w:rFonts w:ascii="Wingdings" w:hAnsi="Wingdings" w:hint="default"/>
+        <w:sz w:val="20"/>
+      </w:rPr>
+    </w:lvl>
+  </w:abstractNum>
+  <w:abstractNum w:abstractNumId="14" w15:restartNumberingAfterBreak="0">
+    <w:nsid w:val="21CB1B61"/>
+    <w:multiLevelType w:val="multilevel"/>
+    <w:tmpl w:val="3B38562A"/>
+    <w:lvl w:ilvl="0">
+      <w:start w:val="1"/>
+      <w:numFmt w:val="bullet"/>
+      <w:lvlText w:val=""/>
+      <w:lvlJc w:val="left"/>
+      <w:pPr>
+        <w:tabs>
+          <w:tab w:val="num" w:pos="720"/>
+        </w:tabs>
+        <w:ind w:left="720" w:hanging="360"/>
+      </w:pPr>
+      <w:rPr>
+        <w:rFonts w:ascii="Symbol" w:hAnsi="Symbol" w:hint="default"/>
+        <w:sz w:val="20"/>
+      </w:rPr>
+    </w:lvl>
+    <w:lvl w:ilvl="1" w:tentative="1">
+      <w:start w:val="1"/>
+      <w:numFmt w:val="bullet"/>
+      <w:lvlText w:val="o"/>
+      <w:lvlJc w:val="left"/>
+      <w:pPr>
+        <w:tabs>
+          <w:tab w:val="num" w:pos="1440"/>
+        </w:tabs>
+        <w:ind w:left="1440" w:hanging="360"/>
+      </w:pPr>
+      <w:rPr>
+        <w:rFonts w:ascii="Courier New" w:hAnsi="Courier New" w:hint="default"/>
+        <w:sz w:val="20"/>
+      </w:rPr>
+    </w:lvl>
+    <w:lvl w:ilvl="2" w:tentative="1">
+      <w:start w:val="1"/>
+      <w:numFmt w:val="bullet"/>
+      <w:lvlText w:val=""/>
+      <w:lvlJc w:val="left"/>
+      <w:pPr>
+        <w:tabs>
+          <w:tab w:val="num" w:pos="2160"/>
+        </w:tabs>
+        <w:ind w:left="2160" w:hanging="360"/>
+      </w:pPr>
+      <w:rPr>
+        <w:rFonts w:ascii="Wingdings" w:hAnsi="Wingdings" w:hint="default"/>
+        <w:sz w:val="20"/>
+      </w:rPr>
+    </w:lvl>
+    <w:lvl w:ilvl="3" w:tentative="1">
+      <w:start w:val="1"/>
+      <w:numFmt w:val="bullet"/>
+      <w:lvlText w:val=""/>
+      <w:lvlJc w:val="left"/>
+      <w:pPr>
+        <w:tabs>
+          <w:tab w:val="num" w:pos="2880"/>
+        </w:tabs>
+        <w:ind w:left="2880" w:hanging="360"/>
+      </w:pPr>
+      <w:rPr>
+        <w:rFonts w:ascii="Wingdings" w:hAnsi="Wingdings" w:hint="default"/>
+        <w:sz w:val="20"/>
+      </w:rPr>
+    </w:lvl>
+    <w:lvl w:ilvl="4" w:tentative="1">
+      <w:start w:val="1"/>
+      <w:numFmt w:val="bullet"/>
+      <w:lvlText w:val=""/>
+      <w:lvlJc w:val="left"/>
+      <w:pPr>
+        <w:tabs>
+          <w:tab w:val="num" w:pos="3600"/>
+        </w:tabs>
+        <w:ind w:left="3600" w:hanging="360"/>
+      </w:pPr>
+      <w:rPr>
+        <w:rFonts w:ascii="Wingdings" w:hAnsi="Wingdings" w:hint="default"/>
+        <w:sz w:val="20"/>
+      </w:rPr>
+    </w:lvl>
+    <w:lvl w:ilvl="5" w:tentative="1">
+      <w:start w:val="1"/>
+      <w:numFmt w:val="bullet"/>
+      <w:lvlText w:val=""/>
+      <w:lvlJc w:val="left"/>
+      <w:pPr>
+        <w:tabs>
+          <w:tab w:val="num" w:pos="4320"/>
+        </w:tabs>
+        <w:ind w:left="4320" w:hanging="360"/>
+      </w:pPr>
+      <w:rPr>
+        <w:rFonts w:ascii="Wingdings" w:hAnsi="Wingdings" w:hint="default"/>
+        <w:sz w:val="20"/>
+      </w:rPr>
+    </w:lvl>
+    <w:lvl w:ilvl="6" w:tentative="1">
+      <w:start w:val="1"/>
+      <w:numFmt w:val="bullet"/>
+      <w:lvlText w:val=""/>
+      <w:lvlJc w:val="left"/>
+      <w:pPr>
+        <w:tabs>
+          <w:tab w:val="num" w:pos="5040"/>
+        </w:tabs>
+        <w:ind w:left="5040" w:hanging="360"/>
+      </w:pPr>
+      <w:rPr>
+        <w:rFonts w:ascii="Wingdings" w:hAnsi="Wingdings" w:hint="default"/>
+        <w:sz w:val="20"/>
+      </w:rPr>
+    </w:lvl>
+    <w:lvl w:ilvl="7" w:tentative="1">
+      <w:start w:val="1"/>
+      <w:numFmt w:val="bullet"/>
+      <w:lvlText w:val=""/>
+      <w:lvlJc w:val="left"/>
+      <w:pPr>
+        <w:tabs>
+          <w:tab w:val="num" w:pos="5760"/>
+        </w:tabs>
+        <w:ind w:left="5760" w:hanging="360"/>
+      </w:pPr>
+      <w:rPr>
+        <w:rFonts w:ascii="Wingdings" w:hAnsi="Wingdings" w:hint="default"/>
+        <w:sz w:val="20"/>
+      </w:rPr>
+    </w:lvl>
+    <w:lvl w:ilvl="8" w:tentative="1">
+      <w:start w:val="1"/>
+      <w:numFmt w:val="bullet"/>
+      <w:lvlText w:val=""/>
+      <w:lvlJc w:val="left"/>
+      <w:pPr>
+        <w:tabs>
+          <w:tab w:val="num" w:pos="6480"/>
+        </w:tabs>
+        <w:ind w:left="6480" w:hanging="360"/>
+      </w:pPr>
+      <w:rPr>
+        <w:rFonts w:ascii="Wingdings" w:hAnsi="Wingdings" w:hint="default"/>
+        <w:sz w:val="20"/>
+      </w:rPr>
+    </w:lvl>
+  </w:abstractNum>
+  <w:abstractNum w:abstractNumId="15" w15:restartNumberingAfterBreak="0">
     <w:nsid w:val="222E6E56"/>
     <w:multiLevelType w:val="multilevel"/>
     <w:tmpl w:val="47862BA2"/>
@@ -3853,7 +6213,7 @@
       </w:rPr>
     </w:lvl>
   </w:abstractNum>
-  <w:abstractNum w:abstractNumId="13" w15:restartNumberingAfterBreak="0">
+  <w:abstractNum w:abstractNumId="16" w15:restartNumberingAfterBreak="0">
     <w:nsid w:val="2B1032A2"/>
     <w:multiLevelType w:val="multilevel"/>
     <w:tmpl w:val="54A24AC0"/>
@@ -3966,7 +6326,7 @@
       </w:pPr>
     </w:lvl>
   </w:abstractNum>
-  <w:abstractNum w:abstractNumId="14" w15:restartNumberingAfterBreak="0">
+  <w:abstractNum w:abstractNumId="17" w15:restartNumberingAfterBreak="0">
     <w:nsid w:val="2B797591"/>
     <w:multiLevelType w:val="hybridMultilevel"/>
     <w:tmpl w:val="39A49D10"/>
@@ -4052,7 +6412,7 @@
       </w:pPr>
     </w:lvl>
   </w:abstractNum>
-  <w:abstractNum w:abstractNumId="15" w15:restartNumberingAfterBreak="0">
+  <w:abstractNum w:abstractNumId="18" w15:restartNumberingAfterBreak="0">
     <w:nsid w:val="2C6E2445"/>
     <w:multiLevelType w:val="multilevel"/>
     <w:tmpl w:val="29BEE0F8"/>
@@ -4201,7 +6561,7 @@
       </w:rPr>
     </w:lvl>
   </w:abstractNum>
-  <w:abstractNum w:abstractNumId="16" w15:restartNumberingAfterBreak="0">
+  <w:abstractNum w:abstractNumId="19" w15:restartNumberingAfterBreak="0">
     <w:nsid w:val="2CF55EAB"/>
     <w:multiLevelType w:val="hybridMultilevel"/>
     <w:tmpl w:val="39A49D10"/>
@@ -4287,7 +6647,7 @@
       </w:pPr>
     </w:lvl>
   </w:abstractNum>
-  <w:abstractNum w:abstractNumId="17" w15:restartNumberingAfterBreak="0">
+  <w:abstractNum w:abstractNumId="20" w15:restartNumberingAfterBreak="0">
     <w:nsid w:val="2F191EE2"/>
     <w:multiLevelType w:val="multilevel"/>
     <w:tmpl w:val="19BCBCCC"/>
@@ -4400,7 +6760,7 @@
       </w:pPr>
     </w:lvl>
   </w:abstractNum>
-  <w:abstractNum w:abstractNumId="18" w15:restartNumberingAfterBreak="0">
+  <w:abstractNum w:abstractNumId="21" w15:restartNumberingAfterBreak="0">
     <w:nsid w:val="2FCC6EDD"/>
     <w:multiLevelType w:val="hybridMultilevel"/>
     <w:tmpl w:val="D30E55AC"/>
@@ -4513,7 +6873,7 @@
       </w:rPr>
     </w:lvl>
   </w:abstractNum>
-  <w:abstractNum w:abstractNumId="19" w15:restartNumberingAfterBreak="0">
+  <w:abstractNum w:abstractNumId="22" w15:restartNumberingAfterBreak="0">
     <w:nsid w:val="30ED37F1"/>
     <w:multiLevelType w:val="multilevel"/>
     <w:tmpl w:val="B2D05F80"/>
@@ -4630,7 +6990,120 @@
       </w:pPr>
     </w:lvl>
   </w:abstractNum>
-  <w:abstractNum w:abstractNumId="20" w15:restartNumberingAfterBreak="0">
+  <w:abstractNum w:abstractNumId="23" w15:restartNumberingAfterBreak="0">
+    <w:nsid w:val="365818C8"/>
+    <w:multiLevelType w:val="multilevel"/>
+    <w:tmpl w:val="E738FE18"/>
+    <w:lvl w:ilvl="0">
+      <w:start w:val="1"/>
+      <w:numFmt w:val="decimal"/>
+      <w:lvlText w:val="%1."/>
+      <w:lvlJc w:val="left"/>
+      <w:pPr>
+        <w:tabs>
+          <w:tab w:val="num" w:pos="720"/>
+        </w:tabs>
+        <w:ind w:left="720" w:hanging="360"/>
+      </w:pPr>
+    </w:lvl>
+    <w:lvl w:ilvl="1" w:tentative="1">
+      <w:start w:val="1"/>
+      <w:numFmt w:val="decimal"/>
+      <w:lvlText w:val="%2."/>
+      <w:lvlJc w:val="left"/>
+      <w:pPr>
+        <w:tabs>
+          <w:tab w:val="num" w:pos="1440"/>
+        </w:tabs>
+        <w:ind w:left="1440" w:hanging="360"/>
+      </w:pPr>
+    </w:lvl>
+    <w:lvl w:ilvl="2" w:tentative="1">
+      <w:start w:val="1"/>
+      <w:numFmt w:val="decimal"/>
+      <w:lvlText w:val="%3."/>
+      <w:lvlJc w:val="left"/>
+      <w:pPr>
+        <w:tabs>
+          <w:tab w:val="num" w:pos="2160"/>
+        </w:tabs>
+        <w:ind w:left="2160" w:hanging="360"/>
+      </w:pPr>
+    </w:lvl>
+    <w:lvl w:ilvl="3" w:tentative="1">
+      <w:start w:val="1"/>
+      <w:numFmt w:val="decimal"/>
+      <w:lvlText w:val="%4."/>
+      <w:lvlJc w:val="left"/>
+      <w:pPr>
+        <w:tabs>
+          <w:tab w:val="num" w:pos="2880"/>
+        </w:tabs>
+        <w:ind w:left="2880" w:hanging="360"/>
+      </w:pPr>
+    </w:lvl>
+    <w:lvl w:ilvl="4" w:tentative="1">
+      <w:start w:val="1"/>
+      <w:numFmt w:val="decimal"/>
+      <w:lvlText w:val="%5."/>
+      <w:lvlJc w:val="left"/>
+      <w:pPr>
+        <w:tabs>
+          <w:tab w:val="num" w:pos="3600"/>
+        </w:tabs>
+        <w:ind w:left="3600" w:hanging="360"/>
+      </w:pPr>
+    </w:lvl>
+    <w:lvl w:ilvl="5" w:tentative="1">
+      <w:start w:val="1"/>
+      <w:numFmt w:val="decimal"/>
+      <w:lvlText w:val="%6."/>
+      <w:lvlJc w:val="left"/>
+      <w:pPr>
+        <w:tabs>
+          <w:tab w:val="num" w:pos="4320"/>
+        </w:tabs>
+        <w:ind w:left="4320" w:hanging="360"/>
+      </w:pPr>
+    </w:lvl>
+    <w:lvl w:ilvl="6" w:tentative="1">
+      <w:start w:val="1"/>
+      <w:numFmt w:val="decimal"/>
+      <w:lvlText w:val="%7."/>
+      <w:lvlJc w:val="left"/>
+      <w:pPr>
+        <w:tabs>
+          <w:tab w:val="num" w:pos="5040"/>
+        </w:tabs>
+        <w:ind w:left="5040" w:hanging="360"/>
+      </w:pPr>
+    </w:lvl>
+    <w:lvl w:ilvl="7" w:tentative="1">
+      <w:start w:val="1"/>
+      <w:numFmt w:val="decimal"/>
+      <w:lvlText w:val="%8."/>
+      <w:lvlJc w:val="left"/>
+      <w:pPr>
+        <w:tabs>
+          <w:tab w:val="num" w:pos="5760"/>
+        </w:tabs>
+        <w:ind w:left="5760" w:hanging="360"/>
+      </w:pPr>
+    </w:lvl>
+    <w:lvl w:ilvl="8" w:tentative="1">
+      <w:start w:val="1"/>
+      <w:numFmt w:val="decimal"/>
+      <w:lvlText w:val="%9."/>
+      <w:lvlJc w:val="left"/>
+      <w:pPr>
+        <w:tabs>
+          <w:tab w:val="num" w:pos="6480"/>
+        </w:tabs>
+        <w:ind w:left="6480" w:hanging="360"/>
+      </w:pPr>
+    </w:lvl>
+  </w:abstractNum>
+  <w:abstractNum w:abstractNumId="24" w15:restartNumberingAfterBreak="0">
     <w:nsid w:val="37AF6F70"/>
     <w:multiLevelType w:val="multilevel"/>
     <w:tmpl w:val="D562BB44"/>
@@ -4779,7 +7252,7 @@
       </w:rPr>
     </w:lvl>
   </w:abstractNum>
-  <w:abstractNum w:abstractNumId="21" w15:restartNumberingAfterBreak="0">
+  <w:abstractNum w:abstractNumId="25" w15:restartNumberingAfterBreak="0">
     <w:nsid w:val="3A7566BB"/>
     <w:multiLevelType w:val="hybridMultilevel"/>
     <w:tmpl w:val="B7B893A2"/>
@@ -4865,7 +7338,7 @@
       </w:pPr>
     </w:lvl>
   </w:abstractNum>
-  <w:abstractNum w:abstractNumId="22" w15:restartNumberingAfterBreak="0">
+  <w:abstractNum w:abstractNumId="26" w15:restartNumberingAfterBreak="0">
     <w:nsid w:val="3BCB2C0F"/>
     <w:multiLevelType w:val="multilevel"/>
     <w:tmpl w:val="340A001D"/>
@@ -4951,7 +7424,7 @@
       </w:pPr>
     </w:lvl>
   </w:abstractNum>
-  <w:abstractNum w:abstractNumId="23" w15:restartNumberingAfterBreak="0">
+  <w:abstractNum w:abstractNumId="27" w15:restartNumberingAfterBreak="0">
     <w:nsid w:val="42935618"/>
     <w:multiLevelType w:val="multilevel"/>
     <w:tmpl w:val="1B9C91A8"/>
@@ -5064,7 +7537,156 @@
       </w:pPr>
     </w:lvl>
   </w:abstractNum>
-  <w:abstractNum w:abstractNumId="24" w15:restartNumberingAfterBreak="0">
+  <w:abstractNum w:abstractNumId="28" w15:restartNumberingAfterBreak="0">
+    <w:nsid w:val="43DC1D51"/>
+    <w:multiLevelType w:val="multilevel"/>
+    <w:tmpl w:val="B0E4B9CA"/>
+    <w:lvl w:ilvl="0">
+      <w:start w:val="1"/>
+      <w:numFmt w:val="bullet"/>
+      <w:lvlText w:val=""/>
+      <w:lvlJc w:val="left"/>
+      <w:pPr>
+        <w:tabs>
+          <w:tab w:val="num" w:pos="720"/>
+        </w:tabs>
+        <w:ind w:left="720" w:hanging="360"/>
+      </w:pPr>
+      <w:rPr>
+        <w:rFonts w:ascii="Symbol" w:hAnsi="Symbol" w:hint="default"/>
+        <w:sz w:val="20"/>
+      </w:rPr>
+    </w:lvl>
+    <w:lvl w:ilvl="1" w:tentative="1">
+      <w:start w:val="1"/>
+      <w:numFmt w:val="bullet"/>
+      <w:lvlText w:val="o"/>
+      <w:lvlJc w:val="left"/>
+      <w:pPr>
+        <w:tabs>
+          <w:tab w:val="num" w:pos="1440"/>
+        </w:tabs>
+        <w:ind w:left="1440" w:hanging="360"/>
+      </w:pPr>
+      <w:rPr>
+        <w:rFonts w:ascii="Courier New" w:hAnsi="Courier New" w:hint="default"/>
+        <w:sz w:val="20"/>
+      </w:rPr>
+    </w:lvl>
+    <w:lvl w:ilvl="2" w:tentative="1">
+      <w:start w:val="1"/>
+      <w:numFmt w:val="bullet"/>
+      <w:lvlText w:val=""/>
+      <w:lvlJc w:val="left"/>
+      <w:pPr>
+        <w:tabs>
+          <w:tab w:val="num" w:pos="2160"/>
+        </w:tabs>
+        <w:ind w:left="2160" w:hanging="360"/>
+      </w:pPr>
+      <w:rPr>
+        <w:rFonts w:ascii="Wingdings" w:hAnsi="Wingdings" w:hint="default"/>
+        <w:sz w:val="20"/>
+      </w:rPr>
+    </w:lvl>
+    <w:lvl w:ilvl="3" w:tentative="1">
+      <w:start w:val="1"/>
+      <w:numFmt w:val="bullet"/>
+      <w:lvlText w:val=""/>
+      <w:lvlJc w:val="left"/>
+      <w:pPr>
+        <w:tabs>
+          <w:tab w:val="num" w:pos="2880"/>
+        </w:tabs>
+        <w:ind w:left="2880" w:hanging="360"/>
+      </w:pPr>
+      <w:rPr>
+        <w:rFonts w:ascii="Wingdings" w:hAnsi="Wingdings" w:hint="default"/>
+        <w:sz w:val="20"/>
+      </w:rPr>
+    </w:lvl>
+    <w:lvl w:ilvl="4" w:tentative="1">
+      <w:start w:val="1"/>
+      <w:numFmt w:val="bullet"/>
+      <w:lvlText w:val=""/>
+      <w:lvlJc w:val="left"/>
+      <w:pPr>
+        <w:tabs>
+          <w:tab w:val="num" w:pos="3600"/>
+        </w:tabs>
+        <w:ind w:left="3600" w:hanging="360"/>
+      </w:pPr>
+      <w:rPr>
+        <w:rFonts w:ascii="Wingdings" w:hAnsi="Wingdings" w:hint="default"/>
+        <w:sz w:val="20"/>
+      </w:rPr>
+    </w:lvl>
+    <w:lvl w:ilvl="5" w:tentative="1">
+      <w:start w:val="1"/>
+      <w:numFmt w:val="bullet"/>
+      <w:lvlText w:val=""/>
+      <w:lvlJc w:val="left"/>
+      <w:pPr>
+        <w:tabs>
+          <w:tab w:val="num" w:pos="4320"/>
+        </w:tabs>
+        <w:ind w:left="4320" w:hanging="360"/>
+      </w:pPr>
+      <w:rPr>
+        <w:rFonts w:ascii="Wingdings" w:hAnsi="Wingdings" w:hint="default"/>
+        <w:sz w:val="20"/>
+      </w:rPr>
+    </w:lvl>
+    <w:lvl w:ilvl="6" w:tentative="1">
+      <w:start w:val="1"/>
+      <w:numFmt w:val="bullet"/>
+      <w:lvlText w:val=""/>
+      <w:lvlJc w:val="left"/>
+      <w:pPr>
+        <w:tabs>
+          <w:tab w:val="num" w:pos="5040"/>
+        </w:tabs>
+        <w:ind w:left="5040" w:hanging="360"/>
+      </w:pPr>
+      <w:rPr>
+        <w:rFonts w:ascii="Wingdings" w:hAnsi="Wingdings" w:hint="default"/>
+        <w:sz w:val="20"/>
+      </w:rPr>
+    </w:lvl>
+    <w:lvl w:ilvl="7" w:tentative="1">
+      <w:start w:val="1"/>
+      <w:numFmt w:val="bullet"/>
+      <w:lvlText w:val=""/>
+      <w:lvlJc w:val="left"/>
+      <w:pPr>
+        <w:tabs>
+          <w:tab w:val="num" w:pos="5760"/>
+        </w:tabs>
+        <w:ind w:left="5760" w:hanging="360"/>
+      </w:pPr>
+      <w:rPr>
+        <w:rFonts w:ascii="Wingdings" w:hAnsi="Wingdings" w:hint="default"/>
+        <w:sz w:val="20"/>
+      </w:rPr>
+    </w:lvl>
+    <w:lvl w:ilvl="8" w:tentative="1">
+      <w:start w:val="1"/>
+      <w:numFmt w:val="bullet"/>
+      <w:lvlText w:val=""/>
+      <w:lvlJc w:val="left"/>
+      <w:pPr>
+        <w:tabs>
+          <w:tab w:val="num" w:pos="6480"/>
+        </w:tabs>
+        <w:ind w:left="6480" w:hanging="360"/>
+      </w:pPr>
+      <w:rPr>
+        <w:rFonts w:ascii="Wingdings" w:hAnsi="Wingdings" w:hint="default"/>
+        <w:sz w:val="20"/>
+      </w:rPr>
+    </w:lvl>
+  </w:abstractNum>
+  <w:abstractNum w:abstractNumId="29" w15:restartNumberingAfterBreak="0">
     <w:nsid w:val="452F5CA4"/>
     <w:multiLevelType w:val="multilevel"/>
     <w:tmpl w:val="B0EAB38A"/>
@@ -5177,7 +7799,7 @@
       </w:pPr>
     </w:lvl>
   </w:abstractNum>
-  <w:abstractNum w:abstractNumId="25" w15:restartNumberingAfterBreak="0">
+  <w:abstractNum w:abstractNumId="30" w15:restartNumberingAfterBreak="0">
     <w:nsid w:val="472936DF"/>
     <w:multiLevelType w:val="multilevel"/>
     <w:tmpl w:val="3EE44630"/>
@@ -5290,7 +7912,7 @@
       </w:pPr>
     </w:lvl>
   </w:abstractNum>
-  <w:abstractNum w:abstractNumId="26" w15:restartNumberingAfterBreak="0">
+  <w:abstractNum w:abstractNumId="31" w15:restartNumberingAfterBreak="0">
     <w:nsid w:val="48907D0A"/>
     <w:multiLevelType w:val="hybridMultilevel"/>
     <w:tmpl w:val="74B0014A"/>
@@ -5403,7 +8025,7 @@
       </w:rPr>
     </w:lvl>
   </w:abstractNum>
-  <w:abstractNum w:abstractNumId="27" w15:restartNumberingAfterBreak="0">
+  <w:abstractNum w:abstractNumId="32" w15:restartNumberingAfterBreak="0">
     <w:nsid w:val="4AF257D8"/>
     <w:multiLevelType w:val="multilevel"/>
     <w:tmpl w:val="78408FA6"/>
@@ -5552,7 +8174,7 @@
       </w:rPr>
     </w:lvl>
   </w:abstractNum>
-  <w:abstractNum w:abstractNumId="28" w15:restartNumberingAfterBreak="0">
+  <w:abstractNum w:abstractNumId="33" w15:restartNumberingAfterBreak="0">
     <w:nsid w:val="4D545CE1"/>
     <w:multiLevelType w:val="hybridMultilevel"/>
     <w:tmpl w:val="39A49D10"/>
@@ -5638,7 +8260,7 @@
       </w:pPr>
     </w:lvl>
   </w:abstractNum>
-  <w:abstractNum w:abstractNumId="29" w15:restartNumberingAfterBreak="0">
+  <w:abstractNum w:abstractNumId="34" w15:restartNumberingAfterBreak="0">
     <w:nsid w:val="52C17365"/>
     <w:multiLevelType w:val="hybridMultilevel"/>
     <w:tmpl w:val="39A49D10"/>
@@ -5724,7 +8346,7 @@
       </w:pPr>
     </w:lvl>
   </w:abstractNum>
-  <w:abstractNum w:abstractNumId="30" w15:restartNumberingAfterBreak="0">
+  <w:abstractNum w:abstractNumId="35" w15:restartNumberingAfterBreak="0">
     <w:nsid w:val="531345FF"/>
     <w:multiLevelType w:val="multilevel"/>
     <w:tmpl w:val="F5685632"/>
@@ -5873,7 +8495,7 @@
       </w:rPr>
     </w:lvl>
   </w:abstractNum>
-  <w:abstractNum w:abstractNumId="31" w15:restartNumberingAfterBreak="0">
+  <w:abstractNum w:abstractNumId="36" w15:restartNumberingAfterBreak="0">
     <w:nsid w:val="55B71E67"/>
     <w:multiLevelType w:val="multilevel"/>
     <w:tmpl w:val="FC04C90A"/>
@@ -5986,7 +8608,7 @@
       </w:pPr>
     </w:lvl>
   </w:abstractNum>
-  <w:abstractNum w:abstractNumId="32" w15:restartNumberingAfterBreak="0">
+  <w:abstractNum w:abstractNumId="37" w15:restartNumberingAfterBreak="0">
     <w:nsid w:val="5FAA383E"/>
     <w:multiLevelType w:val="multilevel"/>
     <w:tmpl w:val="AD60CBA4"/>
@@ -6135,7 +8757,7 @@
       </w:rPr>
     </w:lvl>
   </w:abstractNum>
-  <w:abstractNum w:abstractNumId="33" w15:restartNumberingAfterBreak="0">
+  <w:abstractNum w:abstractNumId="38" w15:restartNumberingAfterBreak="0">
     <w:nsid w:val="623A170A"/>
     <w:multiLevelType w:val="multilevel"/>
     <w:tmpl w:val="340A001F"/>
@@ -6221,7 +8843,128 @@
       </w:pPr>
     </w:lvl>
   </w:abstractNum>
-  <w:abstractNum w:abstractNumId="34" w15:restartNumberingAfterBreak="0">
+  <w:abstractNum w:abstractNumId="39" w15:restartNumberingAfterBreak="0">
+    <w:nsid w:val="67B15186"/>
+    <w:multiLevelType w:val="multilevel"/>
+    <w:tmpl w:val="7E588362"/>
+    <w:lvl w:ilvl="0">
+      <w:start w:val="1"/>
+      <w:numFmt w:val="decimal"/>
+      <w:lvlText w:val="%1."/>
+      <w:lvlJc w:val="left"/>
+      <w:pPr>
+        <w:tabs>
+          <w:tab w:val="num" w:pos="720"/>
+        </w:tabs>
+        <w:ind w:left="720" w:hanging="360"/>
+      </w:pPr>
+    </w:lvl>
+    <w:lvl w:ilvl="1">
+      <w:start w:val="1"/>
+      <w:numFmt w:val="bullet"/>
+      <w:lvlText w:val="o"/>
+      <w:lvlJc w:val="left"/>
+      <w:pPr>
+        <w:tabs>
+          <w:tab w:val="num" w:pos="1440"/>
+        </w:tabs>
+        <w:ind w:left="1440" w:hanging="360"/>
+      </w:pPr>
+      <w:rPr>
+        <w:rFonts w:ascii="Courier New" w:hAnsi="Courier New" w:hint="default"/>
+        <w:sz w:val="20"/>
+      </w:rPr>
+    </w:lvl>
+    <w:lvl w:ilvl="2">
+      <w:start w:val="1"/>
+      <w:numFmt w:val="bullet"/>
+      <w:lvlText w:val=""/>
+      <w:lvlJc w:val="left"/>
+      <w:pPr>
+        <w:tabs>
+          <w:tab w:val="num" w:pos="2160"/>
+        </w:tabs>
+        <w:ind w:left="2160" w:hanging="360"/>
+      </w:pPr>
+      <w:rPr>
+        <w:rFonts w:ascii="Wingdings" w:hAnsi="Wingdings" w:hint="default"/>
+        <w:sz w:val="20"/>
+      </w:rPr>
+    </w:lvl>
+    <w:lvl w:ilvl="3" w:tentative="1">
+      <w:start w:val="1"/>
+      <w:numFmt w:val="decimal"/>
+      <w:lvlText w:val="%4."/>
+      <w:lvlJc w:val="left"/>
+      <w:pPr>
+        <w:tabs>
+          <w:tab w:val="num" w:pos="2880"/>
+        </w:tabs>
+        <w:ind w:left="2880" w:hanging="360"/>
+      </w:pPr>
+    </w:lvl>
+    <w:lvl w:ilvl="4" w:tentative="1">
+      <w:start w:val="1"/>
+      <w:numFmt w:val="decimal"/>
+      <w:lvlText w:val="%5."/>
+      <w:lvlJc w:val="left"/>
+      <w:pPr>
+        <w:tabs>
+          <w:tab w:val="num" w:pos="3600"/>
+        </w:tabs>
+        <w:ind w:left="3600" w:hanging="360"/>
+      </w:pPr>
+    </w:lvl>
+    <w:lvl w:ilvl="5" w:tentative="1">
+      <w:start w:val="1"/>
+      <w:numFmt w:val="decimal"/>
+      <w:lvlText w:val="%6."/>
+      <w:lvlJc w:val="left"/>
+      <w:pPr>
+        <w:tabs>
+          <w:tab w:val="num" w:pos="4320"/>
+        </w:tabs>
+        <w:ind w:left="4320" w:hanging="360"/>
+      </w:pPr>
+    </w:lvl>
+    <w:lvl w:ilvl="6" w:tentative="1">
+      <w:start w:val="1"/>
+      <w:numFmt w:val="decimal"/>
+      <w:lvlText w:val="%7."/>
+      <w:lvlJc w:val="left"/>
+      <w:pPr>
+        <w:tabs>
+          <w:tab w:val="num" w:pos="5040"/>
+        </w:tabs>
+        <w:ind w:left="5040" w:hanging="360"/>
+      </w:pPr>
+    </w:lvl>
+    <w:lvl w:ilvl="7" w:tentative="1">
+      <w:start w:val="1"/>
+      <w:numFmt w:val="decimal"/>
+      <w:lvlText w:val="%8."/>
+      <w:lvlJc w:val="left"/>
+      <w:pPr>
+        <w:tabs>
+          <w:tab w:val="num" w:pos="5760"/>
+        </w:tabs>
+        <w:ind w:left="5760" w:hanging="360"/>
+      </w:pPr>
+    </w:lvl>
+    <w:lvl w:ilvl="8" w:tentative="1">
+      <w:start w:val="1"/>
+      <w:numFmt w:val="decimal"/>
+      <w:lvlText w:val="%9."/>
+      <w:lvlJc w:val="left"/>
+      <w:pPr>
+        <w:tabs>
+          <w:tab w:val="num" w:pos="6480"/>
+        </w:tabs>
+        <w:ind w:left="6480" w:hanging="360"/>
+      </w:pPr>
+    </w:lvl>
+  </w:abstractNum>
+  <w:abstractNum w:abstractNumId="40" w15:restartNumberingAfterBreak="0">
     <w:nsid w:val="683F7A5F"/>
     <w:multiLevelType w:val="multilevel"/>
     <w:tmpl w:val="AFC0CF00"/>
@@ -6338,7 +9081,7 @@
       </w:pPr>
     </w:lvl>
   </w:abstractNum>
-  <w:abstractNum w:abstractNumId="35" w15:restartNumberingAfterBreak="0">
+  <w:abstractNum w:abstractNumId="41" w15:restartNumberingAfterBreak="0">
     <w:nsid w:val="69D300BD"/>
     <w:multiLevelType w:val="multilevel"/>
     <w:tmpl w:val="F26225F0"/>
@@ -6487,7 +9230,7 @@
       </w:rPr>
     </w:lvl>
   </w:abstractNum>
-  <w:abstractNum w:abstractNumId="36" w15:restartNumberingAfterBreak="0">
+  <w:abstractNum w:abstractNumId="42" w15:restartNumberingAfterBreak="0">
     <w:nsid w:val="6A2306B6"/>
     <w:multiLevelType w:val="hybridMultilevel"/>
     <w:tmpl w:val="39A49D10"/>
@@ -6573,7 +9316,7 @@
       </w:pPr>
     </w:lvl>
   </w:abstractNum>
-  <w:abstractNum w:abstractNumId="37" w15:restartNumberingAfterBreak="0">
+  <w:abstractNum w:abstractNumId="43" w15:restartNumberingAfterBreak="0">
     <w:nsid w:val="6B4043DF"/>
     <w:multiLevelType w:val="multilevel"/>
     <w:tmpl w:val="12989B70"/>
@@ -6722,7 +9465,7 @@
       </w:rPr>
     </w:lvl>
   </w:abstractNum>
-  <w:abstractNum w:abstractNumId="38" w15:restartNumberingAfterBreak="0">
+  <w:abstractNum w:abstractNumId="44" w15:restartNumberingAfterBreak="0">
     <w:nsid w:val="70F8299F"/>
     <w:multiLevelType w:val="multilevel"/>
     <w:tmpl w:val="C108C11C"/>
@@ -6871,7 +9614,156 @@
       </w:rPr>
     </w:lvl>
   </w:abstractNum>
-  <w:abstractNum w:abstractNumId="39" w15:restartNumberingAfterBreak="0">
+  <w:abstractNum w:abstractNumId="45" w15:restartNumberingAfterBreak="0">
+    <w:nsid w:val="72992CED"/>
+    <w:multiLevelType w:val="multilevel"/>
+    <w:tmpl w:val="9D78A548"/>
+    <w:lvl w:ilvl="0">
+      <w:start w:val="1"/>
+      <w:numFmt w:val="bullet"/>
+      <w:lvlText w:val=""/>
+      <w:lvlJc w:val="left"/>
+      <w:pPr>
+        <w:tabs>
+          <w:tab w:val="num" w:pos="720"/>
+        </w:tabs>
+        <w:ind w:left="720" w:hanging="360"/>
+      </w:pPr>
+      <w:rPr>
+        <w:rFonts w:ascii="Symbol" w:hAnsi="Symbol" w:hint="default"/>
+        <w:sz w:val="20"/>
+      </w:rPr>
+    </w:lvl>
+    <w:lvl w:ilvl="1" w:tentative="1">
+      <w:start w:val="1"/>
+      <w:numFmt w:val="bullet"/>
+      <w:lvlText w:val="o"/>
+      <w:lvlJc w:val="left"/>
+      <w:pPr>
+        <w:tabs>
+          <w:tab w:val="num" w:pos="1440"/>
+        </w:tabs>
+        <w:ind w:left="1440" w:hanging="360"/>
+      </w:pPr>
+      <w:rPr>
+        <w:rFonts w:ascii="Courier New" w:hAnsi="Courier New" w:hint="default"/>
+        <w:sz w:val="20"/>
+      </w:rPr>
+    </w:lvl>
+    <w:lvl w:ilvl="2" w:tentative="1">
+      <w:start w:val="1"/>
+      <w:numFmt w:val="bullet"/>
+      <w:lvlText w:val=""/>
+      <w:lvlJc w:val="left"/>
+      <w:pPr>
+        <w:tabs>
+          <w:tab w:val="num" w:pos="2160"/>
+        </w:tabs>
+        <w:ind w:left="2160" w:hanging="360"/>
+      </w:pPr>
+      <w:rPr>
+        <w:rFonts w:ascii="Wingdings" w:hAnsi="Wingdings" w:hint="default"/>
+        <w:sz w:val="20"/>
+      </w:rPr>
+    </w:lvl>
+    <w:lvl w:ilvl="3" w:tentative="1">
+      <w:start w:val="1"/>
+      <w:numFmt w:val="bullet"/>
+      <w:lvlText w:val=""/>
+      <w:lvlJc w:val="left"/>
+      <w:pPr>
+        <w:tabs>
+          <w:tab w:val="num" w:pos="2880"/>
+        </w:tabs>
+        <w:ind w:left="2880" w:hanging="360"/>
+      </w:pPr>
+      <w:rPr>
+        <w:rFonts w:ascii="Wingdings" w:hAnsi="Wingdings" w:hint="default"/>
+        <w:sz w:val="20"/>
+      </w:rPr>
+    </w:lvl>
+    <w:lvl w:ilvl="4" w:tentative="1">
+      <w:start w:val="1"/>
+      <w:numFmt w:val="bullet"/>
+      <w:lvlText w:val=""/>
+      <w:lvlJc w:val="left"/>
+      <w:pPr>
+        <w:tabs>
+          <w:tab w:val="num" w:pos="3600"/>
+        </w:tabs>
+        <w:ind w:left="3600" w:hanging="360"/>
+      </w:pPr>
+      <w:rPr>
+        <w:rFonts w:ascii="Wingdings" w:hAnsi="Wingdings" w:hint="default"/>
+        <w:sz w:val="20"/>
+      </w:rPr>
+    </w:lvl>
+    <w:lvl w:ilvl="5" w:tentative="1">
+      <w:start w:val="1"/>
+      <w:numFmt w:val="bullet"/>
+      <w:lvlText w:val=""/>
+      <w:lvlJc w:val="left"/>
+      <w:pPr>
+        <w:tabs>
+          <w:tab w:val="num" w:pos="4320"/>
+        </w:tabs>
+        <w:ind w:left="4320" w:hanging="360"/>
+      </w:pPr>
+      <w:rPr>
+        <w:rFonts w:ascii="Wingdings" w:hAnsi="Wingdings" w:hint="default"/>
+        <w:sz w:val="20"/>
+      </w:rPr>
+    </w:lvl>
+    <w:lvl w:ilvl="6" w:tentative="1">
+      <w:start w:val="1"/>
+      <w:numFmt w:val="bullet"/>
+      <w:lvlText w:val=""/>
+      <w:lvlJc w:val="left"/>
+      <w:pPr>
+        <w:tabs>
+          <w:tab w:val="num" w:pos="5040"/>
+        </w:tabs>
+        <w:ind w:left="5040" w:hanging="360"/>
+      </w:pPr>
+      <w:rPr>
+        <w:rFonts w:ascii="Wingdings" w:hAnsi="Wingdings" w:hint="default"/>
+        <w:sz w:val="20"/>
+      </w:rPr>
+    </w:lvl>
+    <w:lvl w:ilvl="7" w:tentative="1">
+      <w:start w:val="1"/>
+      <w:numFmt w:val="bullet"/>
+      <w:lvlText w:val=""/>
+      <w:lvlJc w:val="left"/>
+      <w:pPr>
+        <w:tabs>
+          <w:tab w:val="num" w:pos="5760"/>
+        </w:tabs>
+        <w:ind w:left="5760" w:hanging="360"/>
+      </w:pPr>
+      <w:rPr>
+        <w:rFonts w:ascii="Wingdings" w:hAnsi="Wingdings" w:hint="default"/>
+        <w:sz w:val="20"/>
+      </w:rPr>
+    </w:lvl>
+    <w:lvl w:ilvl="8" w:tentative="1">
+      <w:start w:val="1"/>
+      <w:numFmt w:val="bullet"/>
+      <w:lvlText w:val=""/>
+      <w:lvlJc w:val="left"/>
+      <w:pPr>
+        <w:tabs>
+          <w:tab w:val="num" w:pos="6480"/>
+        </w:tabs>
+        <w:ind w:left="6480" w:hanging="360"/>
+      </w:pPr>
+      <w:rPr>
+        <w:rFonts w:ascii="Wingdings" w:hAnsi="Wingdings" w:hint="default"/>
+        <w:sz w:val="20"/>
+      </w:rPr>
+    </w:lvl>
+  </w:abstractNum>
+  <w:abstractNum w:abstractNumId="46" w15:restartNumberingAfterBreak="0">
     <w:nsid w:val="74ED687D"/>
     <w:multiLevelType w:val="multilevel"/>
     <w:tmpl w:val="C6FAF860"/>
@@ -6984,7 +9876,7 @@
       </w:pPr>
     </w:lvl>
   </w:abstractNum>
-  <w:abstractNum w:abstractNumId="40" w15:restartNumberingAfterBreak="0">
+  <w:abstractNum w:abstractNumId="47" w15:restartNumberingAfterBreak="0">
     <w:nsid w:val="76C93DF6"/>
     <w:multiLevelType w:val="multilevel"/>
     <w:tmpl w:val="B2E482D6"/>
@@ -7097,7 +9989,7 @@
       </w:pPr>
     </w:lvl>
   </w:abstractNum>
-  <w:abstractNum w:abstractNumId="41" w15:restartNumberingAfterBreak="0">
+  <w:abstractNum w:abstractNumId="48" w15:restartNumberingAfterBreak="0">
     <w:nsid w:val="77D912AF"/>
     <w:multiLevelType w:val="multilevel"/>
     <w:tmpl w:val="07E8C5DE"/>
@@ -7246,7 +10138,7 @@
       </w:rPr>
     </w:lvl>
   </w:abstractNum>
-  <w:abstractNum w:abstractNumId="42" w15:restartNumberingAfterBreak="0">
+  <w:abstractNum w:abstractNumId="49" w15:restartNumberingAfterBreak="0">
     <w:nsid w:val="79AA51A9"/>
     <w:multiLevelType w:val="multilevel"/>
     <w:tmpl w:val="0C046DF6"/>
@@ -7359,7 +10251,7 @@
       </w:pPr>
     </w:lvl>
   </w:abstractNum>
-  <w:abstractNum w:abstractNumId="43" w15:restartNumberingAfterBreak="0">
+  <w:abstractNum w:abstractNumId="50" w15:restartNumberingAfterBreak="0">
     <w:nsid w:val="7AC406A6"/>
     <w:multiLevelType w:val="hybridMultilevel"/>
     <w:tmpl w:val="FC642A42"/>
@@ -7472,83 +10364,200 @@
       </w:rPr>
     </w:lvl>
   </w:abstractNum>
+  <w:abstractNum w:abstractNumId="51" w15:restartNumberingAfterBreak="0">
+    <w:nsid w:val="7CC55AC4"/>
+    <w:multiLevelType w:val="multilevel"/>
+    <w:tmpl w:val="90C8C6C0"/>
+    <w:lvl w:ilvl="0">
+      <w:start w:val="1"/>
+      <w:numFmt w:val="decimal"/>
+      <w:lvlText w:val="%1."/>
+      <w:lvlJc w:val="left"/>
+      <w:pPr>
+        <w:tabs>
+          <w:tab w:val="num" w:pos="720"/>
+        </w:tabs>
+        <w:ind w:left="720" w:hanging="360"/>
+      </w:pPr>
+    </w:lvl>
+    <w:lvl w:ilvl="1">
+      <w:start w:val="1"/>
+      <w:numFmt w:val="bullet"/>
+      <w:lvlText w:val="o"/>
+      <w:lvlJc w:val="left"/>
+      <w:pPr>
+        <w:tabs>
+          <w:tab w:val="num" w:pos="1440"/>
+        </w:tabs>
+        <w:ind w:left="1440" w:hanging="360"/>
+      </w:pPr>
+      <w:rPr>
+        <w:rFonts w:ascii="Courier New" w:hAnsi="Courier New" w:hint="default"/>
+        <w:sz w:val="20"/>
+      </w:rPr>
+    </w:lvl>
+    <w:lvl w:ilvl="2" w:tentative="1">
+      <w:start w:val="1"/>
+      <w:numFmt w:val="decimal"/>
+      <w:lvlText w:val="%3."/>
+      <w:lvlJc w:val="left"/>
+      <w:pPr>
+        <w:tabs>
+          <w:tab w:val="num" w:pos="2160"/>
+        </w:tabs>
+        <w:ind w:left="2160" w:hanging="360"/>
+      </w:pPr>
+    </w:lvl>
+    <w:lvl w:ilvl="3" w:tentative="1">
+      <w:start w:val="1"/>
+      <w:numFmt w:val="decimal"/>
+      <w:lvlText w:val="%4."/>
+      <w:lvlJc w:val="left"/>
+      <w:pPr>
+        <w:tabs>
+          <w:tab w:val="num" w:pos="2880"/>
+        </w:tabs>
+        <w:ind w:left="2880" w:hanging="360"/>
+      </w:pPr>
+    </w:lvl>
+    <w:lvl w:ilvl="4" w:tentative="1">
+      <w:start w:val="1"/>
+      <w:numFmt w:val="decimal"/>
+      <w:lvlText w:val="%5."/>
+      <w:lvlJc w:val="left"/>
+      <w:pPr>
+        <w:tabs>
+          <w:tab w:val="num" w:pos="3600"/>
+        </w:tabs>
+        <w:ind w:left="3600" w:hanging="360"/>
+      </w:pPr>
+    </w:lvl>
+    <w:lvl w:ilvl="5" w:tentative="1">
+      <w:start w:val="1"/>
+      <w:numFmt w:val="decimal"/>
+      <w:lvlText w:val="%6."/>
+      <w:lvlJc w:val="left"/>
+      <w:pPr>
+        <w:tabs>
+          <w:tab w:val="num" w:pos="4320"/>
+        </w:tabs>
+        <w:ind w:left="4320" w:hanging="360"/>
+      </w:pPr>
+    </w:lvl>
+    <w:lvl w:ilvl="6" w:tentative="1">
+      <w:start w:val="1"/>
+      <w:numFmt w:val="decimal"/>
+      <w:lvlText w:val="%7."/>
+      <w:lvlJc w:val="left"/>
+      <w:pPr>
+        <w:tabs>
+          <w:tab w:val="num" w:pos="5040"/>
+        </w:tabs>
+        <w:ind w:left="5040" w:hanging="360"/>
+      </w:pPr>
+    </w:lvl>
+    <w:lvl w:ilvl="7" w:tentative="1">
+      <w:start w:val="1"/>
+      <w:numFmt w:val="decimal"/>
+      <w:lvlText w:val="%8."/>
+      <w:lvlJc w:val="left"/>
+      <w:pPr>
+        <w:tabs>
+          <w:tab w:val="num" w:pos="5760"/>
+        </w:tabs>
+        <w:ind w:left="5760" w:hanging="360"/>
+      </w:pPr>
+    </w:lvl>
+    <w:lvl w:ilvl="8" w:tentative="1">
+      <w:start w:val="1"/>
+      <w:numFmt w:val="decimal"/>
+      <w:lvlText w:val="%9."/>
+      <w:lvlJc w:val="left"/>
+      <w:pPr>
+        <w:tabs>
+          <w:tab w:val="num" w:pos="6480"/>
+        </w:tabs>
+        <w:ind w:left="6480" w:hanging="360"/>
+      </w:pPr>
+    </w:lvl>
+  </w:abstractNum>
   <w:num w:numId="1" w16cid:durableId="605432663">
-    <w:abstractNumId w:val="12"/>
+    <w:abstractNumId w:val="15"/>
   </w:num>
   <w:num w:numId="2" w16cid:durableId="2145346969">
-    <w:abstractNumId w:val="38"/>
+    <w:abstractNumId w:val="44"/>
   </w:num>
   <w:num w:numId="3" w16cid:durableId="614021382">
+    <w:abstractNumId w:val="48"/>
+  </w:num>
+  <w:num w:numId="4" w16cid:durableId="1610897115">
+    <w:abstractNumId w:val="43"/>
+  </w:num>
+  <w:num w:numId="5" w16cid:durableId="1792895811">
     <w:abstractNumId w:val="41"/>
   </w:num>
-  <w:num w:numId="4" w16cid:durableId="1610897115">
+  <w:num w:numId="6" w16cid:durableId="59983847">
+    <w:abstractNumId w:val="18"/>
+  </w:num>
+  <w:num w:numId="7" w16cid:durableId="1767385028">
+    <w:abstractNumId w:val="24"/>
+  </w:num>
+  <w:num w:numId="8" w16cid:durableId="354355216">
+    <w:abstractNumId w:val="35"/>
+  </w:num>
+  <w:num w:numId="9" w16cid:durableId="2031685074">
+    <w:abstractNumId w:val="47"/>
+  </w:num>
+  <w:num w:numId="10" w16cid:durableId="1739785508">
     <w:abstractNumId w:val="37"/>
   </w:num>
-  <w:num w:numId="5" w16cid:durableId="1792895811">
-    <w:abstractNumId w:val="35"/>
-  </w:num>
-  <w:num w:numId="6" w16cid:durableId="59983847">
-    <w:abstractNumId w:val="15"/>
-  </w:num>
-  <w:num w:numId="7" w16cid:durableId="1767385028">
-    <w:abstractNumId w:val="20"/>
-  </w:num>
-  <w:num w:numId="8" w16cid:durableId="354355216">
-    <w:abstractNumId w:val="30"/>
-  </w:num>
-  <w:num w:numId="9" w16cid:durableId="2031685074">
-    <w:abstractNumId w:val="40"/>
-  </w:num>
-  <w:num w:numId="10" w16cid:durableId="1739785508">
-    <w:abstractNumId w:val="32"/>
-  </w:num>
   <w:num w:numId="11" w16cid:durableId="1880506827">
-    <w:abstractNumId w:val="42"/>
+    <w:abstractNumId w:val="49"/>
   </w:num>
   <w:num w:numId="12" w16cid:durableId="1672441740">
-    <w:abstractNumId w:val="11"/>
+    <w:abstractNumId w:val="12"/>
   </w:num>
   <w:num w:numId="13" w16cid:durableId="1056394052">
     <w:abstractNumId w:val="5"/>
   </w:num>
   <w:num w:numId="14" w16cid:durableId="877858906">
-    <w:abstractNumId w:val="24"/>
+    <w:abstractNumId w:val="29"/>
   </w:num>
   <w:num w:numId="15" w16cid:durableId="268509222">
-    <w:abstractNumId w:val="39"/>
+    <w:abstractNumId w:val="46"/>
   </w:num>
   <w:num w:numId="16" w16cid:durableId="2085759162">
     <w:abstractNumId w:val="6"/>
   </w:num>
   <w:num w:numId="17" w16cid:durableId="1120958229">
-    <w:abstractNumId w:val="17"/>
+    <w:abstractNumId w:val="20"/>
   </w:num>
   <w:num w:numId="18" w16cid:durableId="386881254">
-    <w:abstractNumId w:val="19"/>
+    <w:abstractNumId w:val="22"/>
   </w:num>
   <w:num w:numId="19" w16cid:durableId="2082096975">
     <w:abstractNumId w:val="2"/>
   </w:num>
   <w:num w:numId="20" w16cid:durableId="448672088">
-    <w:abstractNumId w:val="31"/>
+    <w:abstractNumId w:val="36"/>
   </w:num>
   <w:num w:numId="21" w16cid:durableId="590427753">
-    <w:abstractNumId w:val="27"/>
+    <w:abstractNumId w:val="32"/>
   </w:num>
   <w:num w:numId="22" w16cid:durableId="101730694">
-    <w:abstractNumId w:val="13"/>
+    <w:abstractNumId w:val="16"/>
   </w:num>
   <w:num w:numId="23" w16cid:durableId="1698655697">
-    <w:abstractNumId w:val="34"/>
+    <w:abstractNumId w:val="40"/>
   </w:num>
   <w:num w:numId="24" w16cid:durableId="1177767517">
     <w:abstractNumId w:val="3"/>
   </w:num>
   <w:num w:numId="25" w16cid:durableId="1168398143">
-    <w:abstractNumId w:val="26"/>
+    <w:abstractNumId w:val="31"/>
   </w:num>
   <w:num w:numId="26" w16cid:durableId="1311596670">
-    <w:abstractNumId w:val="25"/>
+    <w:abstractNumId w:val="30"/>
   </w:num>
   <w:num w:numId="27" w16cid:durableId="1311210267">
     <w:abstractNumId w:val="0"/>
@@ -7560,49 +10569,73 @@
     <w:abstractNumId w:val="8"/>
   </w:num>
   <w:num w:numId="30" w16cid:durableId="528107694">
-    <w:abstractNumId w:val="23"/>
+    <w:abstractNumId w:val="27"/>
   </w:num>
   <w:num w:numId="31" w16cid:durableId="1447384796">
     <w:abstractNumId w:val="4"/>
   </w:num>
   <w:num w:numId="32" w16cid:durableId="1388184539">
-    <w:abstractNumId w:val="9"/>
+    <w:abstractNumId w:val="10"/>
   </w:num>
   <w:num w:numId="33" w16cid:durableId="1746147015">
     <w:abstractNumId w:val="7"/>
   </w:num>
   <w:num w:numId="34" w16cid:durableId="982807823">
-    <w:abstractNumId w:val="43"/>
+    <w:abstractNumId w:val="50"/>
   </w:num>
   <w:num w:numId="35" w16cid:durableId="637565317">
-    <w:abstractNumId w:val="18"/>
+    <w:abstractNumId w:val="21"/>
   </w:num>
   <w:num w:numId="36" w16cid:durableId="2139453449">
-    <w:abstractNumId w:val="21"/>
+    <w:abstractNumId w:val="25"/>
   </w:num>
   <w:num w:numId="37" w16cid:durableId="76706294">
-    <w:abstractNumId w:val="22"/>
+    <w:abstractNumId w:val="26"/>
   </w:num>
   <w:num w:numId="38" w16cid:durableId="1839299539">
-    <w:abstractNumId w:val="10"/>
+    <w:abstractNumId w:val="11"/>
   </w:num>
   <w:num w:numId="39" w16cid:durableId="897279892">
+    <w:abstractNumId w:val="38"/>
+  </w:num>
+  <w:num w:numId="40" w16cid:durableId="1915505613">
+    <w:abstractNumId w:val="19"/>
+  </w:num>
+  <w:num w:numId="41" w16cid:durableId="15039413">
+    <w:abstractNumId w:val="17"/>
+  </w:num>
+  <w:num w:numId="42" w16cid:durableId="787117048">
+    <w:abstractNumId w:val="42"/>
+  </w:num>
+  <w:num w:numId="43" w16cid:durableId="1872457522">
     <w:abstractNumId w:val="33"/>
   </w:num>
-  <w:num w:numId="40" w16cid:durableId="1915505613">
-    <w:abstractNumId w:val="16"/>
+  <w:num w:numId="44" w16cid:durableId="799302800">
+    <w:abstractNumId w:val="34"/>
   </w:num>
-  <w:num w:numId="41" w16cid:durableId="15039413">
-    <w:abstractNumId w:val="14"/>
+  <w:num w:numId="45" w16cid:durableId="875393279">
+    <w:abstractNumId w:val="51"/>
   </w:num>
-  <w:num w:numId="42" w16cid:durableId="787117048">
-    <w:abstractNumId w:val="36"/>
-  </w:num>
-  <w:num w:numId="43" w16cid:durableId="1872457522">
+  <w:num w:numId="46" w16cid:durableId="76513099">
     <w:abstractNumId w:val="28"/>
   </w:num>
-  <w:num w:numId="44" w16cid:durableId="799302800">
-    <w:abstractNumId w:val="29"/>
+  <w:num w:numId="47" w16cid:durableId="1449854044">
+    <w:abstractNumId w:val="23"/>
+  </w:num>
+  <w:num w:numId="48" w16cid:durableId="1800880539">
+    <w:abstractNumId w:val="39"/>
+  </w:num>
+  <w:num w:numId="49" w16cid:durableId="586421056">
+    <w:abstractNumId w:val="9"/>
+  </w:num>
+  <w:num w:numId="50" w16cid:durableId="910844500">
+    <w:abstractNumId w:val="13"/>
+  </w:num>
+  <w:num w:numId="51" w16cid:durableId="340351169">
+    <w:abstractNumId w:val="45"/>
+  </w:num>
+  <w:num w:numId="52" w16cid:durableId="2058115550">
+    <w:abstractNumId w:val="14"/>
   </w:num>
 </w:numbering>
 </file>
